--- a/IPE2/Plantilla 2.docx
+++ b/IPE2/Plantilla 2.docx
@@ -7,6 +7,7 @@
         <w:rPr>
           <w:b/>
           <w:bCs/>
+          <w:lang w:val="en-US"/>
         </w:rPr>
       </w:pPr>
     </w:p>
@@ -71,7 +72,6 @@
       </w:r>
       <w:r>
         <w:br/>
-        <w:t xml:space="preserve">→ </w:t>
       </w:r>
       <w:r>
         <w:rPr>
@@ -124,7 +124,6 @@
       </w:r>
       <w:r>
         <w:br/>
-        <w:t xml:space="preserve">→ </w:t>
       </w:r>
       <w:r>
         <w:rPr>
@@ -209,14 +208,11 @@
     </w:p>
     <w:p>
       <w:r>
-        <w:lastRenderedPageBreak/>
-        <w:t xml:space="preserve">→ </w:t>
-      </w:r>
-      <w:r>
         <w:rPr>
           <w:i/>
           <w:iCs/>
         </w:rPr>
+        <w:lastRenderedPageBreak/>
         <w:t>Necesidad que satisface:</w:t>
       </w:r>
       <w:r>
@@ -303,39 +299,20 @@
     </w:p>
     <w:tbl>
       <w:tblPr>
+        <w:tblStyle w:val="Tablaconcuadrcula"/>
         <w:tblW w:w="0" w:type="auto"/>
-        <w:tblCellSpacing w:w="15" w:type="dxa"/>
-        <w:tblBorders>
-          <w:top w:val="single" w:sz="4" w:space="0" w:color="auto"/>
-          <w:left w:val="single" w:sz="4" w:space="0" w:color="auto"/>
-          <w:bottom w:val="single" w:sz="4" w:space="0" w:color="auto"/>
-          <w:right w:val="single" w:sz="4" w:space="0" w:color="auto"/>
-          <w:insideH w:val="single" w:sz="4" w:space="0" w:color="auto"/>
-          <w:insideV w:val="single" w:sz="4" w:space="0" w:color="auto"/>
-        </w:tblBorders>
-        <w:tblCellMar>
-          <w:top w:w="15" w:type="dxa"/>
-          <w:left w:w="15" w:type="dxa"/>
-          <w:bottom w:w="15" w:type="dxa"/>
-          <w:right w:w="15" w:type="dxa"/>
-        </w:tblCellMar>
         <w:tblLook w:val="04A0" w:firstRow="1" w:lastRow="0" w:firstColumn="1" w:lastColumn="0" w:noHBand="0" w:noVBand="1"/>
       </w:tblPr>
       <w:tblGrid>
-        <w:gridCol w:w="1161"/>
-        <w:gridCol w:w="4855"/>
-        <w:gridCol w:w="2761"/>
+        <w:gridCol w:w="1271"/>
+        <w:gridCol w:w="5245"/>
+        <w:gridCol w:w="2261"/>
       </w:tblGrid>
       <w:tr>
-        <w:trPr>
-          <w:tblHeader/>
-          <w:tblCellSpacing w:w="15" w:type="dxa"/>
-        </w:trPr>
-        <w:tc>
-          <w:tcPr>
-            <w:tcW w:w="0" w:type="auto"/>
-            <w:vAlign w:val="center"/>
-            <w:hideMark/>
+        <w:tc>
+          <w:tcPr>
+            <w:tcW w:w="1271" w:type="dxa"/>
+            <w:vAlign w:val="center"/>
           </w:tcPr>
           <w:p>
             <w:r>
@@ -345,9 +322,8 @@
         </w:tc>
         <w:tc>
           <w:tcPr>
-            <w:tcW w:w="0" w:type="auto"/>
-            <w:vAlign w:val="center"/>
-            <w:hideMark/>
+            <w:tcW w:w="5245" w:type="dxa"/>
+            <w:vAlign w:val="center"/>
           </w:tcPr>
           <w:p>
             <w:r>
@@ -357,9 +333,8 @@
         </w:tc>
         <w:tc>
           <w:tcPr>
-            <w:tcW w:w="0" w:type="auto"/>
-            <w:vAlign w:val="center"/>
-            <w:hideMark/>
+            <w:tcW w:w="2261" w:type="dxa"/>
+            <w:vAlign w:val="center"/>
           </w:tcPr>
           <w:p>
             <w:r>
@@ -369,14 +344,10 @@
         </w:tc>
       </w:tr>
       <w:tr>
-        <w:trPr>
-          <w:tblCellSpacing w:w="15" w:type="dxa"/>
-        </w:trPr>
-        <w:tc>
-          <w:tcPr>
-            <w:tcW w:w="0" w:type="auto"/>
-            <w:vAlign w:val="center"/>
-            <w:hideMark/>
+        <w:tc>
+          <w:tcPr>
+            <w:tcW w:w="1271" w:type="dxa"/>
+            <w:vAlign w:val="center"/>
           </w:tcPr>
           <w:p>
             <w:proofErr w:type="spellStart"/>
@@ -391,9 +362,8 @@
         </w:tc>
         <w:tc>
           <w:tcPr>
-            <w:tcW w:w="0" w:type="auto"/>
-            <w:vAlign w:val="center"/>
-            <w:hideMark/>
+            <w:tcW w:w="5245" w:type="dxa"/>
+            <w:vAlign w:val="center"/>
           </w:tcPr>
           <w:p>
             <w:r>
@@ -403,9 +373,8 @@
         </w:tc>
         <w:tc>
           <w:tcPr>
-            <w:tcW w:w="0" w:type="auto"/>
-            <w:vAlign w:val="center"/>
-            <w:hideMark/>
+            <w:tcW w:w="2261" w:type="dxa"/>
+            <w:vAlign w:val="center"/>
           </w:tcPr>
           <w:p>
             <w:r>
@@ -415,14 +384,10 @@
         </w:tc>
       </w:tr>
       <w:tr>
-        <w:trPr>
-          <w:tblCellSpacing w:w="15" w:type="dxa"/>
-        </w:trPr>
-        <w:tc>
-          <w:tcPr>
-            <w:tcW w:w="0" w:type="auto"/>
-            <w:vAlign w:val="center"/>
-            <w:hideMark/>
+        <w:tc>
+          <w:tcPr>
+            <w:tcW w:w="1271" w:type="dxa"/>
+            <w:vAlign w:val="center"/>
           </w:tcPr>
           <w:p>
             <w:proofErr w:type="spellStart"/>
@@ -437,9 +402,8 @@
         </w:tc>
         <w:tc>
           <w:tcPr>
-            <w:tcW w:w="0" w:type="auto"/>
-            <w:vAlign w:val="center"/>
-            <w:hideMark/>
+            <w:tcW w:w="5245" w:type="dxa"/>
+            <w:vAlign w:val="center"/>
           </w:tcPr>
           <w:p>
             <w:r>
@@ -449,9 +413,8 @@
         </w:tc>
         <w:tc>
           <w:tcPr>
-            <w:tcW w:w="0" w:type="auto"/>
-            <w:vAlign w:val="center"/>
-            <w:hideMark/>
+            <w:tcW w:w="2261" w:type="dxa"/>
+            <w:vAlign w:val="center"/>
           </w:tcPr>
           <w:p>
             <w:r>
@@ -461,14 +424,10 @@
         </w:tc>
       </w:tr>
       <w:tr>
-        <w:trPr>
-          <w:tblCellSpacing w:w="15" w:type="dxa"/>
-        </w:trPr>
-        <w:tc>
-          <w:tcPr>
-            <w:tcW w:w="0" w:type="auto"/>
-            <w:vAlign w:val="center"/>
-            <w:hideMark/>
+        <w:tc>
+          <w:tcPr>
+            <w:tcW w:w="1271" w:type="dxa"/>
+            <w:vAlign w:val="center"/>
           </w:tcPr>
           <w:p>
             <w:proofErr w:type="spellStart"/>
@@ -488,9 +447,8 @@
         </w:tc>
         <w:tc>
           <w:tcPr>
-            <w:tcW w:w="0" w:type="auto"/>
-            <w:vAlign w:val="center"/>
-            <w:hideMark/>
+            <w:tcW w:w="5245" w:type="dxa"/>
+            <w:vAlign w:val="center"/>
           </w:tcPr>
           <w:p>
             <w:r>
@@ -500,9 +458,8 @@
         </w:tc>
         <w:tc>
           <w:tcPr>
-            <w:tcW w:w="0" w:type="auto"/>
-            <w:vAlign w:val="center"/>
-            <w:hideMark/>
+            <w:tcW w:w="2261" w:type="dxa"/>
+            <w:vAlign w:val="center"/>
           </w:tcPr>
           <w:p>
             <w:r>
@@ -580,7 +537,6 @@
         </w:numPr>
       </w:pPr>
       <w:r>
-        <w:lastRenderedPageBreak/>
         <w:t>Análisis de resultados y apoyo a la toma de decisiones.</w:t>
       </w:r>
     </w:p>
@@ -592,6 +548,7 @@
         </w:numPr>
       </w:pPr>
       <w:r>
+        <w:lastRenderedPageBreak/>
         <w:t>Mejora de la experiencia del cliente gracias a un servicio más rápido y ordenado.</w:t>
       </w:r>
     </w:p>
@@ -716,40 +673,21 @@
     </w:p>
     <w:tbl>
       <w:tblPr>
+        <w:tblStyle w:val="Tablaconcuadrcula"/>
         <w:tblW w:w="0" w:type="auto"/>
-        <w:tblCellSpacing w:w="15" w:type="dxa"/>
-        <w:tblBorders>
-          <w:top w:val="single" w:sz="4" w:space="0" w:color="auto"/>
-          <w:left w:val="single" w:sz="4" w:space="0" w:color="auto"/>
-          <w:bottom w:val="single" w:sz="4" w:space="0" w:color="auto"/>
-          <w:right w:val="single" w:sz="4" w:space="0" w:color="auto"/>
-          <w:insideH w:val="single" w:sz="4" w:space="0" w:color="auto"/>
-          <w:insideV w:val="single" w:sz="4" w:space="0" w:color="auto"/>
-        </w:tblBorders>
-        <w:tblCellMar>
-          <w:top w:w="15" w:type="dxa"/>
-          <w:left w:w="15" w:type="dxa"/>
-          <w:bottom w:w="15" w:type="dxa"/>
-          <w:right w:w="15" w:type="dxa"/>
-        </w:tblCellMar>
         <w:tblLook w:val="04A0" w:firstRow="1" w:lastRow="0" w:firstColumn="1" w:lastColumn="0" w:noHBand="0" w:noVBand="1"/>
       </w:tblPr>
       <w:tblGrid>
-        <w:gridCol w:w="1742"/>
-        <w:gridCol w:w="3316"/>
-        <w:gridCol w:w="2133"/>
-        <w:gridCol w:w="1586"/>
+        <w:gridCol w:w="1863"/>
+        <w:gridCol w:w="3435"/>
+        <w:gridCol w:w="1803"/>
+        <w:gridCol w:w="1676"/>
       </w:tblGrid>
       <w:tr>
-        <w:trPr>
-          <w:tblHeader/>
-          <w:tblCellSpacing w:w="15" w:type="dxa"/>
-        </w:trPr>
-        <w:tc>
-          <w:tcPr>
-            <w:tcW w:w="1656" w:type="dxa"/>
-            <w:vAlign w:val="center"/>
-            <w:hideMark/>
+        <w:tc>
+          <w:tcPr>
+            <w:tcW w:w="1863" w:type="dxa"/>
+            <w:vAlign w:val="center"/>
           </w:tcPr>
           <w:p>
             <w:r>
@@ -759,9 +697,8 @@
         </w:tc>
         <w:tc>
           <w:tcPr>
-            <w:tcW w:w="3286" w:type="dxa"/>
-            <w:vAlign w:val="center"/>
-            <w:hideMark/>
+            <w:tcW w:w="4086" w:type="dxa"/>
+            <w:vAlign w:val="center"/>
           </w:tcPr>
           <w:p>
             <w:r>
@@ -771,9 +708,8 @@
         </w:tc>
         <w:tc>
           <w:tcPr>
-            <w:tcW w:w="0" w:type="auto"/>
-            <w:vAlign w:val="center"/>
-            <w:hideMark/>
+            <w:tcW w:w="1152" w:type="dxa"/>
+            <w:vAlign w:val="center"/>
           </w:tcPr>
           <w:p>
             <w:r>
@@ -783,9 +719,8 @@
         </w:tc>
         <w:tc>
           <w:tcPr>
-            <w:tcW w:w="0" w:type="auto"/>
-            <w:vAlign w:val="center"/>
-            <w:hideMark/>
+            <w:tcW w:w="1676" w:type="dxa"/>
+            <w:vAlign w:val="center"/>
           </w:tcPr>
           <w:p>
             <w:r>
@@ -795,14 +730,10 @@
         </w:tc>
       </w:tr>
       <w:tr>
-        <w:trPr>
-          <w:tblCellSpacing w:w="15" w:type="dxa"/>
-        </w:trPr>
-        <w:tc>
-          <w:tcPr>
-            <w:tcW w:w="1656" w:type="dxa"/>
-            <w:vAlign w:val="center"/>
-            <w:hideMark/>
+        <w:tc>
+          <w:tcPr>
+            <w:tcW w:w="1863" w:type="dxa"/>
+            <w:vAlign w:val="center"/>
           </w:tcPr>
           <w:p>
             <w:proofErr w:type="spellStart"/>
@@ -817,9 +748,8 @@
         </w:tc>
         <w:tc>
           <w:tcPr>
-            <w:tcW w:w="3286" w:type="dxa"/>
-            <w:vAlign w:val="center"/>
-            <w:hideMark/>
+            <w:tcW w:w="4086" w:type="dxa"/>
+            <w:vAlign w:val="center"/>
           </w:tcPr>
           <w:p>
             <w:r>
@@ -829,9 +759,8 @@
         </w:tc>
         <w:tc>
           <w:tcPr>
-            <w:tcW w:w="0" w:type="auto"/>
-            <w:vAlign w:val="center"/>
-            <w:hideMark/>
+            <w:tcW w:w="1152" w:type="dxa"/>
+            <w:vAlign w:val="center"/>
           </w:tcPr>
           <w:p>
             <w:r>
@@ -841,9 +770,8 @@
         </w:tc>
         <w:tc>
           <w:tcPr>
-            <w:tcW w:w="0" w:type="auto"/>
-            <w:vAlign w:val="center"/>
-            <w:hideMark/>
+            <w:tcW w:w="1676" w:type="dxa"/>
+            <w:vAlign w:val="center"/>
           </w:tcPr>
           <w:p>
             <w:r>
@@ -853,14 +781,10 @@
         </w:tc>
       </w:tr>
       <w:tr>
-        <w:trPr>
-          <w:tblCellSpacing w:w="15" w:type="dxa"/>
-        </w:trPr>
-        <w:tc>
-          <w:tcPr>
-            <w:tcW w:w="1656" w:type="dxa"/>
-            <w:vAlign w:val="center"/>
-            <w:hideMark/>
+        <w:tc>
+          <w:tcPr>
+            <w:tcW w:w="1863" w:type="dxa"/>
+            <w:vAlign w:val="center"/>
           </w:tcPr>
           <w:p>
             <w:proofErr w:type="spellStart"/>
@@ -875,9 +799,8 @@
         </w:tc>
         <w:tc>
           <w:tcPr>
-            <w:tcW w:w="3286" w:type="dxa"/>
-            <w:vAlign w:val="center"/>
-            <w:hideMark/>
+            <w:tcW w:w="4086" w:type="dxa"/>
+            <w:vAlign w:val="center"/>
           </w:tcPr>
           <w:p>
             <w:r>
@@ -887,9 +810,8 @@
         </w:tc>
         <w:tc>
           <w:tcPr>
-            <w:tcW w:w="0" w:type="auto"/>
-            <w:vAlign w:val="center"/>
-            <w:hideMark/>
+            <w:tcW w:w="1152" w:type="dxa"/>
+            <w:vAlign w:val="center"/>
           </w:tcPr>
           <w:p>
             <w:r>
@@ -899,9 +821,8 @@
         </w:tc>
         <w:tc>
           <w:tcPr>
-            <w:tcW w:w="0" w:type="auto"/>
-            <w:vAlign w:val="center"/>
-            <w:hideMark/>
+            <w:tcW w:w="1676" w:type="dxa"/>
+            <w:vAlign w:val="center"/>
           </w:tcPr>
           <w:p>
             <w:r>
@@ -911,14 +832,10 @@
         </w:tc>
       </w:tr>
       <w:tr>
-        <w:trPr>
-          <w:tblCellSpacing w:w="15" w:type="dxa"/>
-        </w:trPr>
-        <w:tc>
-          <w:tcPr>
-            <w:tcW w:w="1656" w:type="dxa"/>
-            <w:vAlign w:val="center"/>
-            <w:hideMark/>
+        <w:tc>
+          <w:tcPr>
+            <w:tcW w:w="1863" w:type="dxa"/>
+            <w:vAlign w:val="center"/>
           </w:tcPr>
           <w:p>
             <w:proofErr w:type="spellStart"/>
@@ -938,60 +855,43 @@
         </w:tc>
         <w:tc>
           <w:tcPr>
-            <w:tcW w:w="3286" w:type="dxa"/>
-            <w:vAlign w:val="center"/>
-            <w:hideMark/>
-          </w:tcPr>
-          <w:p>
-            <w:r>
-              <w:t xml:space="preserve">Desarrollo a medida según las necesidades del cliente, integración con proveedores, </w:t>
-            </w:r>
-            <w:r>
-              <w:lastRenderedPageBreak/>
-              <w:t>módulos adicionales, formación in situ.</w:t>
-            </w:r>
-          </w:p>
-        </w:tc>
-        <w:tc>
-          <w:tcPr>
-            <w:tcW w:w="0" w:type="auto"/>
-            <w:vAlign w:val="center"/>
-            <w:hideMark/>
-          </w:tcPr>
-          <w:p>
-            <w:r>
-              <w:lastRenderedPageBreak/>
-              <w:t xml:space="preserve">Desde 699 € (único pago) + </w:t>
-            </w:r>
-            <w:r>
-              <w:lastRenderedPageBreak/>
-              <w:t>mantenimiento opcional 15 €/mes</w:t>
-            </w:r>
-          </w:p>
-        </w:tc>
-        <w:tc>
-          <w:tcPr>
-            <w:tcW w:w="0" w:type="auto"/>
-            <w:vAlign w:val="center"/>
-            <w:hideMark/>
-          </w:tcPr>
-          <w:p>
-            <w:r>
-              <w:lastRenderedPageBreak/>
+            <w:tcW w:w="4086" w:type="dxa"/>
+            <w:vAlign w:val="center"/>
+          </w:tcPr>
+          <w:p>
+            <w:r>
+              <w:t>Desarrollo a medida según las necesidades del cliente, integración con proveedores, módulos adicionales, formación in situ.</w:t>
+            </w:r>
+          </w:p>
+        </w:tc>
+        <w:tc>
+          <w:tcPr>
+            <w:tcW w:w="1152" w:type="dxa"/>
+            <w:vAlign w:val="center"/>
+          </w:tcPr>
+          <w:p>
+            <w:r>
+              <w:t>Desde 699 € (único pago) + mantenimiento opcional 15 €/mes</w:t>
+            </w:r>
+          </w:p>
+        </w:tc>
+        <w:tc>
+          <w:tcPr>
+            <w:tcW w:w="1676" w:type="dxa"/>
+            <w:vAlign w:val="center"/>
+          </w:tcPr>
+          <w:p>
+            <w:r>
               <w:t>Personalizado</w:t>
             </w:r>
           </w:p>
         </w:tc>
       </w:tr>
       <w:tr>
-        <w:trPr>
-          <w:tblCellSpacing w:w="15" w:type="dxa"/>
-        </w:trPr>
-        <w:tc>
-          <w:tcPr>
-            <w:tcW w:w="1656" w:type="dxa"/>
-            <w:vAlign w:val="center"/>
-            <w:hideMark/>
+        <w:tc>
+          <w:tcPr>
+            <w:tcW w:w="1863" w:type="dxa"/>
+            <w:vAlign w:val="center"/>
           </w:tcPr>
           <w:p>
             <w:r>
@@ -1001,9 +901,8 @@
         </w:tc>
         <w:tc>
           <w:tcPr>
-            <w:tcW w:w="3286" w:type="dxa"/>
-            <w:vAlign w:val="center"/>
-            <w:hideMark/>
+            <w:tcW w:w="4086" w:type="dxa"/>
+            <w:vAlign w:val="center"/>
           </w:tcPr>
           <w:p>
             <w:r>
@@ -1013,9 +912,8 @@
         </w:tc>
         <w:tc>
           <w:tcPr>
-            <w:tcW w:w="0" w:type="auto"/>
-            <w:vAlign w:val="center"/>
-            <w:hideMark/>
+            <w:tcW w:w="1152" w:type="dxa"/>
+            <w:vAlign w:val="center"/>
           </w:tcPr>
           <w:p>
             <w:r>
@@ -1025,9 +923,8 @@
         </w:tc>
         <w:tc>
           <w:tcPr>
-            <w:tcW w:w="0" w:type="auto"/>
-            <w:vAlign w:val="center"/>
-            <w:hideMark/>
+            <w:tcW w:w="1676" w:type="dxa"/>
+            <w:vAlign w:val="center"/>
           </w:tcPr>
           <w:p>
             <w:r>
@@ -1037,26 +934,22 @@
         </w:tc>
       </w:tr>
       <w:tr>
-        <w:trPr>
-          <w:tblCellSpacing w:w="15" w:type="dxa"/>
-        </w:trPr>
-        <w:tc>
-          <w:tcPr>
-            <w:tcW w:w="1656" w:type="dxa"/>
-            <w:vAlign w:val="center"/>
-            <w:hideMark/>
-          </w:tcPr>
-          <w:p>
-            <w:r>
+        <w:tc>
+          <w:tcPr>
+            <w:tcW w:w="1863" w:type="dxa"/>
+            <w:vAlign w:val="center"/>
+          </w:tcPr>
+          <w:p>
+            <w:r>
+              <w:lastRenderedPageBreak/>
               <w:t>Actualizaciones premium</w:t>
             </w:r>
           </w:p>
         </w:tc>
         <w:tc>
           <w:tcPr>
-            <w:tcW w:w="3286" w:type="dxa"/>
-            <w:vAlign w:val="center"/>
-            <w:hideMark/>
+            <w:tcW w:w="4086" w:type="dxa"/>
+            <w:vAlign w:val="center"/>
           </w:tcPr>
           <w:p>
             <w:r>
@@ -1066,9 +959,8 @@
         </w:tc>
         <w:tc>
           <w:tcPr>
-            <w:tcW w:w="0" w:type="auto"/>
-            <w:vAlign w:val="center"/>
-            <w:hideMark/>
+            <w:tcW w:w="1152" w:type="dxa"/>
+            <w:vAlign w:val="center"/>
           </w:tcPr>
           <w:p>
             <w:r>
@@ -1078,9 +970,8 @@
         </w:tc>
         <w:tc>
           <w:tcPr>
-            <w:tcW w:w="0" w:type="auto"/>
-            <w:vAlign w:val="center"/>
-            <w:hideMark/>
+            <w:tcW w:w="1676" w:type="dxa"/>
+            <w:vAlign w:val="center"/>
           </w:tcPr>
           <w:p>
             <w:r>
@@ -1200,53 +1091,39 @@
         <w:t>Servicios adicionales (integraciones, hosting, mantenimiento, soporte extendido, etc.).</w:t>
       </w:r>
     </w:p>
-    <w:p/>
-    <w:p/>
-    <w:p/>
-    <w:p/>
-    <w:p>
-      <w:r>
-        <w:lastRenderedPageBreak/>
+    <w:p>
+      <w:pPr>
+        <w:rPr>
+          <w:lang w:val="ru-RU"/>
+        </w:rPr>
+      </w:pPr>
+      <w:r>
         <w:t>2.3. Comparativa con la competencia</w:t>
       </w:r>
     </w:p>
     <w:tbl>
       <w:tblPr>
+        <w:tblStyle w:val="Tablaconcuadrcula"/>
         <w:tblW w:w="0" w:type="auto"/>
-        <w:tblCellSpacing w:w="15" w:type="dxa"/>
-        <w:tblBorders>
-          <w:top w:val="single" w:sz="4" w:space="0" w:color="auto"/>
-          <w:left w:val="single" w:sz="4" w:space="0" w:color="auto"/>
-          <w:bottom w:val="single" w:sz="4" w:space="0" w:color="auto"/>
-          <w:right w:val="single" w:sz="4" w:space="0" w:color="auto"/>
-          <w:insideH w:val="single" w:sz="4" w:space="0" w:color="auto"/>
-          <w:insideV w:val="single" w:sz="4" w:space="0" w:color="auto"/>
-        </w:tblBorders>
-        <w:tblCellMar>
-          <w:top w:w="15" w:type="dxa"/>
-          <w:left w:w="15" w:type="dxa"/>
-          <w:bottom w:w="15" w:type="dxa"/>
-          <w:right w:w="15" w:type="dxa"/>
-        </w:tblCellMar>
         <w:tblLook w:val="04A0" w:firstRow="1" w:lastRow="0" w:firstColumn="1" w:lastColumn="0" w:noHBand="0" w:noVBand="1"/>
       </w:tblPr>
       <w:tblGrid>
-        <w:gridCol w:w="1838"/>
-        <w:gridCol w:w="2359"/>
-        <w:gridCol w:w="4580"/>
+        <w:gridCol w:w="1980"/>
+        <w:gridCol w:w="2410"/>
+        <w:gridCol w:w="4387"/>
       </w:tblGrid>
       <w:tr>
-        <w:trPr>
-          <w:tblHeader/>
-          <w:tblCellSpacing w:w="15" w:type="dxa"/>
-        </w:trPr>
-        <w:tc>
-          <w:tcPr>
-            <w:tcW w:w="1793" w:type="dxa"/>
-            <w:vAlign w:val="center"/>
-            <w:hideMark/>
-          </w:tcPr>
-          <w:p>
+        <w:tc>
+          <w:tcPr>
+            <w:tcW w:w="1980" w:type="dxa"/>
+            <w:vAlign w:val="center"/>
+          </w:tcPr>
+          <w:p>
+            <w:pPr>
+              <w:rPr>
+                <w:lang w:val="ru-RU"/>
+              </w:rPr>
+            </w:pPr>
             <w:r>
               <w:t>Aplicación</w:t>
             </w:r>
@@ -1254,11 +1131,15 @@
         </w:tc>
         <w:tc>
           <w:tcPr>
-            <w:tcW w:w="2329" w:type="dxa"/>
-            <w:vAlign w:val="center"/>
-            <w:hideMark/>
-          </w:tcPr>
-          <w:p>
+            <w:tcW w:w="2410" w:type="dxa"/>
+            <w:vAlign w:val="center"/>
+          </w:tcPr>
+          <w:p>
+            <w:pPr>
+              <w:rPr>
+                <w:lang w:val="ru-RU"/>
+              </w:rPr>
+            </w:pPr>
             <w:r>
               <w:t>Precio medio mensual</w:t>
             </w:r>
@@ -1266,11 +1147,15 @@
         </w:tc>
         <w:tc>
           <w:tcPr>
-            <w:tcW w:w="0" w:type="auto"/>
-            <w:vAlign w:val="center"/>
-            <w:hideMark/>
-          </w:tcPr>
-          <w:p>
+            <w:tcW w:w="4387" w:type="dxa"/>
+            <w:vAlign w:val="center"/>
+          </w:tcPr>
+          <w:p>
+            <w:pPr>
+              <w:rPr>
+                <w:lang w:val="ru-RU"/>
+              </w:rPr>
+            </w:pPr>
             <w:r>
               <w:t>Observaciones</w:t>
             </w:r>
@@ -1278,16 +1163,17 @@
         </w:tc>
       </w:tr>
       <w:tr>
-        <w:trPr>
-          <w:tblCellSpacing w:w="15" w:type="dxa"/>
-        </w:trPr>
-        <w:tc>
-          <w:tcPr>
-            <w:tcW w:w="1793" w:type="dxa"/>
-            <w:vAlign w:val="center"/>
-            <w:hideMark/>
-          </w:tcPr>
-          <w:p>
+        <w:tc>
+          <w:tcPr>
+            <w:tcW w:w="1980" w:type="dxa"/>
+            <w:vAlign w:val="center"/>
+          </w:tcPr>
+          <w:p>
+            <w:pPr>
+              <w:rPr>
+                <w:lang w:val="ru-RU"/>
+              </w:rPr>
+            </w:pPr>
             <w:proofErr w:type="spellStart"/>
             <w:r>
               <w:t>Revo</w:t>
@@ -1300,11 +1186,15 @@
         </w:tc>
         <w:tc>
           <w:tcPr>
-            <w:tcW w:w="2329" w:type="dxa"/>
-            <w:vAlign w:val="center"/>
-            <w:hideMark/>
-          </w:tcPr>
-          <w:p>
+            <w:tcW w:w="2410" w:type="dxa"/>
+            <w:vAlign w:val="center"/>
+          </w:tcPr>
+          <w:p>
+            <w:pPr>
+              <w:rPr>
+                <w:lang w:val="ru-RU"/>
+              </w:rPr>
+            </w:pPr>
             <w:r>
               <w:t>59 €</w:t>
             </w:r>
@@ -1312,9 +1202,8 @@
         </w:tc>
         <w:tc>
           <w:tcPr>
-            <w:tcW w:w="0" w:type="auto"/>
-            <w:vAlign w:val="center"/>
-            <w:hideMark/>
+            <w:tcW w:w="4387" w:type="dxa"/>
+            <w:vAlign w:val="center"/>
           </w:tcPr>
           <w:p>
             <w:r>
@@ -1324,16 +1213,17 @@
         </w:tc>
       </w:tr>
       <w:tr>
-        <w:trPr>
-          <w:tblCellSpacing w:w="15" w:type="dxa"/>
-        </w:trPr>
-        <w:tc>
-          <w:tcPr>
-            <w:tcW w:w="1793" w:type="dxa"/>
-            <w:vAlign w:val="center"/>
-            <w:hideMark/>
-          </w:tcPr>
-          <w:p>
+        <w:tc>
+          <w:tcPr>
+            <w:tcW w:w="1980" w:type="dxa"/>
+            <w:vAlign w:val="center"/>
+          </w:tcPr>
+          <w:p>
+            <w:pPr>
+              <w:rPr>
+                <w:lang w:val="ru-RU"/>
+              </w:rPr>
+            </w:pPr>
             <w:proofErr w:type="spellStart"/>
             <w:r>
               <w:t>Lightspeed</w:t>
@@ -1346,11 +1236,15 @@
         </w:tc>
         <w:tc>
           <w:tcPr>
-            <w:tcW w:w="2329" w:type="dxa"/>
-            <w:vAlign w:val="center"/>
-            <w:hideMark/>
-          </w:tcPr>
-          <w:p>
+            <w:tcW w:w="2410" w:type="dxa"/>
+            <w:vAlign w:val="center"/>
+          </w:tcPr>
+          <w:p>
+            <w:pPr>
+              <w:rPr>
+                <w:lang w:val="ru-RU"/>
+              </w:rPr>
+            </w:pPr>
             <w:r>
               <w:t>69 €</w:t>
             </w:r>
@@ -1358,9 +1252,8 @@
         </w:tc>
         <w:tc>
           <w:tcPr>
-            <w:tcW w:w="0" w:type="auto"/>
-            <w:vAlign w:val="center"/>
-            <w:hideMark/>
+            <w:tcW w:w="4387" w:type="dxa"/>
+            <w:vAlign w:val="center"/>
           </w:tcPr>
           <w:p>
             <w:r>
@@ -1370,16 +1263,17 @@
         </w:tc>
       </w:tr>
       <w:tr>
-        <w:trPr>
-          <w:tblCellSpacing w:w="15" w:type="dxa"/>
-        </w:trPr>
-        <w:tc>
-          <w:tcPr>
-            <w:tcW w:w="1793" w:type="dxa"/>
-            <w:vAlign w:val="center"/>
-            <w:hideMark/>
-          </w:tcPr>
-          <w:p>
+        <w:tc>
+          <w:tcPr>
+            <w:tcW w:w="1980" w:type="dxa"/>
+            <w:vAlign w:val="center"/>
+          </w:tcPr>
+          <w:p>
+            <w:pPr>
+              <w:rPr>
+                <w:lang w:val="ru-RU"/>
+              </w:rPr>
+            </w:pPr>
             <w:proofErr w:type="spellStart"/>
             <w:r>
               <w:t>Glop</w:t>
@@ -1389,11 +1283,15 @@
         </w:tc>
         <w:tc>
           <w:tcPr>
-            <w:tcW w:w="2329" w:type="dxa"/>
-            <w:vAlign w:val="center"/>
-            <w:hideMark/>
-          </w:tcPr>
-          <w:p>
+            <w:tcW w:w="2410" w:type="dxa"/>
+            <w:vAlign w:val="center"/>
+          </w:tcPr>
+          <w:p>
+            <w:pPr>
+              <w:rPr>
+                <w:lang w:val="ru-RU"/>
+              </w:rPr>
+            </w:pPr>
             <w:r>
               <w:t>45 €</w:t>
             </w:r>
@@ -1401,9 +1299,8 @@
         </w:tc>
         <w:tc>
           <w:tcPr>
-            <w:tcW w:w="0" w:type="auto"/>
-            <w:vAlign w:val="center"/>
-            <w:hideMark/>
+            <w:tcW w:w="4387" w:type="dxa"/>
+            <w:vAlign w:val="center"/>
           </w:tcPr>
           <w:p>
             <w:r>
@@ -1413,16 +1310,17 @@
         </w:tc>
       </w:tr>
       <w:tr>
-        <w:trPr>
-          <w:tblCellSpacing w:w="15" w:type="dxa"/>
-        </w:trPr>
-        <w:tc>
-          <w:tcPr>
-            <w:tcW w:w="1793" w:type="dxa"/>
-            <w:vAlign w:val="center"/>
-            <w:hideMark/>
-          </w:tcPr>
-          <w:p>
+        <w:tc>
+          <w:tcPr>
+            <w:tcW w:w="1980" w:type="dxa"/>
+            <w:vAlign w:val="center"/>
+          </w:tcPr>
+          <w:p>
+            <w:pPr>
+              <w:rPr>
+                <w:lang w:val="ru-RU"/>
+              </w:rPr>
+            </w:pPr>
             <w:r>
               <w:t>Square</w:t>
             </w:r>
@@ -1430,11 +1328,15 @@
         </w:tc>
         <w:tc>
           <w:tcPr>
-            <w:tcW w:w="2329" w:type="dxa"/>
-            <w:vAlign w:val="center"/>
-            <w:hideMark/>
-          </w:tcPr>
-          <w:p>
+            <w:tcW w:w="2410" w:type="dxa"/>
+            <w:vAlign w:val="center"/>
+          </w:tcPr>
+          <w:p>
+            <w:pPr>
+              <w:rPr>
+                <w:lang w:val="ru-RU"/>
+              </w:rPr>
+            </w:pPr>
             <w:r>
               <w:t>0–60 € + comisión por transacción</w:t>
             </w:r>
@@ -1442,11 +1344,15 @@
         </w:tc>
         <w:tc>
           <w:tcPr>
-            <w:tcW w:w="0" w:type="auto"/>
-            <w:vAlign w:val="center"/>
-            <w:hideMark/>
-          </w:tcPr>
-          <w:p>
+            <w:tcW w:w="4387" w:type="dxa"/>
+            <w:vAlign w:val="center"/>
+          </w:tcPr>
+          <w:p>
+            <w:pPr>
+              <w:rPr>
+                <w:lang w:val="ru-RU"/>
+              </w:rPr>
+            </w:pPr>
             <w:r>
               <w:t>Modelo con costes variables.</w:t>
             </w:r>
@@ -1454,73 +1360,59 @@
         </w:tc>
       </w:tr>
       <w:tr>
-        <w:trPr>
-          <w:tblCellSpacing w:w="15" w:type="dxa"/>
-        </w:trPr>
-        <w:tc>
-          <w:tcPr>
-            <w:tcW w:w="1793" w:type="dxa"/>
-            <w:vAlign w:val="center"/>
-            <w:hideMark/>
+        <w:tc>
+          <w:tcPr>
+            <w:tcW w:w="1980" w:type="dxa"/>
+            <w:vAlign w:val="center"/>
           </w:tcPr>
           <w:p>
             <w:pPr>
+              <w:rPr>
+                <w:lang w:val="ru-RU"/>
+              </w:rPr>
+            </w:pPr>
+            <w:proofErr w:type="spellStart"/>
+            <w:r>
               <w:rPr>
                 <w:b/>
                 <w:bCs/>
               </w:rPr>
+              <w:t>Orderly</w:t>
+            </w:r>
+            <w:proofErr w:type="spellEnd"/>
+          </w:p>
+        </w:tc>
+        <w:tc>
+          <w:tcPr>
+            <w:tcW w:w="2410" w:type="dxa"/>
+            <w:vAlign w:val="center"/>
+          </w:tcPr>
+          <w:p>
+            <w:pPr>
+              <w:rPr>
+                <w:lang w:val="ru-RU"/>
+              </w:rPr>
             </w:pPr>
-            <w:proofErr w:type="spellStart"/>
             <w:r>
               <w:rPr>
                 <w:b/>
                 <w:bCs/>
               </w:rPr>
-              <w:t>Orderly</w:t>
-            </w:r>
-            <w:proofErr w:type="spellEnd"/>
-          </w:p>
-        </w:tc>
-        <w:tc>
-          <w:tcPr>
-            <w:tcW w:w="2329" w:type="dxa"/>
-            <w:vAlign w:val="center"/>
-            <w:hideMark/>
-          </w:tcPr>
-          <w:p>
-            <w:pPr>
+              <w:t>Desde 19,90 €</w:t>
+            </w:r>
+          </w:p>
+        </w:tc>
+        <w:tc>
+          <w:tcPr>
+            <w:tcW w:w="4387" w:type="dxa"/>
+            <w:vAlign w:val="center"/>
+          </w:tcPr>
+          <w:p>
+            <w:r>
               <w:rPr>
                 <w:b/>
                 <w:bCs/>
               </w:rPr>
-            </w:pPr>
-            <w:r>
-              <w:rPr>
-                <w:b/>
-                <w:bCs/>
-              </w:rPr>
-              <w:t>Desde 19,90 €</w:t>
-            </w:r>
-          </w:p>
-        </w:tc>
-        <w:tc>
-          <w:tcPr>
-            <w:tcW w:w="0" w:type="auto"/>
-            <w:vAlign w:val="center"/>
-            <w:hideMark/>
-          </w:tcPr>
-          <w:p>
-            <w:pPr>
-              <w:rPr>
-                <w:b/>
-                <w:bCs/>
-              </w:rPr>
-            </w:pPr>
-            <w:r>
-              <w:rPr>
-                <w:b/>
-                <w:bCs/>
-              </w:rPr>
               <w:t>Solución completa, asequible y personalizable para pymes.</w:t>
             </w:r>
           </w:p>
@@ -1529,7 +1421,7 @@
     </w:tbl>
     <w:p>
       <w:r>
-        <w:t xml:space="preserve">→ Esta comparativa evidencia la ventaja competitiva de </w:t>
+        <w:t xml:space="preserve"> Esta comparativa evidencia la ventaja competitiva de </w:t>
       </w:r>
       <w:proofErr w:type="spellStart"/>
       <w:r>
@@ -1540,8 +1432,10 @@
         <w:t>, que ofrece un sistema completo con sincronización en tiempo real, interfaz moderna y soporte local, a un precio mucho más accesible para su público objetivo.</w:t>
       </w:r>
     </w:p>
-    <w:p>
-      <w:r>
+    <w:p/>
+    <w:p>
+      <w:r>
+        <w:lastRenderedPageBreak/>
         <w:t>2.4. Estrategia de precios</w:t>
       </w:r>
     </w:p>
@@ -1607,7 +1501,1283 @@
         <w:t>Descuentos por contratación anual para incentivar la permanencia y reducir la rotación de clientes.</w:t>
       </w:r>
     </w:p>
+    <w:p>
+      <w:pPr>
+        <w:rPr>
+          <w:b/>
+          <w:bCs/>
+        </w:rPr>
+      </w:pPr>
+      <w:r>
+        <w:rPr>
+          <w:b/>
+          <w:bCs/>
+        </w:rPr>
+        <w:t>3. EL PLAN DE COMUNICACIÓN Y DISTRIBUCIÓN</w:t>
+      </w:r>
+    </w:p>
+    <w:p>
+      <w:r>
+        <w:t xml:space="preserve">El plan de comunicación y distribución de </w:t>
+      </w:r>
+      <w:proofErr w:type="spellStart"/>
+      <w:r>
+        <w:t>Orderly</w:t>
+      </w:r>
+      <w:proofErr w:type="spellEnd"/>
+      <w:r>
+        <w:t xml:space="preserve"> tiene como objetivo dar a conocer el producto entre el público objetivo —pequeños y medianos negocios del sector hostelero—, fortalecer la imagen de marca y facilitar el proceso de adquisición y soporte del sistema. Para ello, se ha diseñado una estrategia basada en la comunicación digital, la presencia en entornos profesionales y la distribución directa a través de canales online.</w:t>
+      </w:r>
+    </w:p>
+    <w:p>
+      <w:r>
+        <w:t>3.1 Estrategia de comunicación</w:t>
+      </w:r>
+    </w:p>
+    <w:p>
+      <w:r>
+        <w:t xml:space="preserve">La comunicación se centrará en resaltar los beneficios principales de </w:t>
+      </w:r>
+      <w:proofErr w:type="spellStart"/>
+      <w:r>
+        <w:t>Orderly</w:t>
+      </w:r>
+      <w:proofErr w:type="spellEnd"/>
+      <w:r>
+        <w:t>: facilidad de uso, bajo coste, personalización y soporte cercano. La estrategia se divide en tres fases: lanzamiento, consolidación y fidelización.</w:t>
+      </w:r>
+    </w:p>
+    <w:tbl>
+      <w:tblPr>
+        <w:tblStyle w:val="Tablaconcuadrcula"/>
+        <w:tblW w:w="0" w:type="auto"/>
+        <w:tblLook w:val="04A0" w:firstRow="1" w:lastRow="0" w:firstColumn="1" w:lastColumn="0" w:noHBand="0" w:noVBand="1"/>
+      </w:tblPr>
+      <w:tblGrid>
+        <w:gridCol w:w="2194"/>
+        <w:gridCol w:w="2194"/>
+        <w:gridCol w:w="2194"/>
+        <w:gridCol w:w="2195"/>
+      </w:tblGrid>
+      <w:tr>
+        <w:tc>
+          <w:tcPr>
+            <w:tcW w:w="2194" w:type="dxa"/>
+            <w:vAlign w:val="center"/>
+          </w:tcPr>
+          <w:p>
+            <w:r>
+              <w:rPr>
+                <w:b/>
+                <w:bCs/>
+              </w:rPr>
+              <w:t>Fase</w:t>
+            </w:r>
+          </w:p>
+        </w:tc>
+        <w:tc>
+          <w:tcPr>
+            <w:tcW w:w="2194" w:type="dxa"/>
+            <w:vAlign w:val="center"/>
+          </w:tcPr>
+          <w:p>
+            <w:r>
+              <w:rPr>
+                <w:b/>
+                <w:bCs/>
+              </w:rPr>
+              <w:t>Objetivo principal</w:t>
+            </w:r>
+          </w:p>
+        </w:tc>
+        <w:tc>
+          <w:tcPr>
+            <w:tcW w:w="2194" w:type="dxa"/>
+            <w:vAlign w:val="center"/>
+          </w:tcPr>
+          <w:p>
+            <w:r>
+              <w:rPr>
+                <w:b/>
+                <w:bCs/>
+              </w:rPr>
+              <w:t>Acciones de comunicación</w:t>
+            </w:r>
+          </w:p>
+        </w:tc>
+        <w:tc>
+          <w:tcPr>
+            <w:tcW w:w="2195" w:type="dxa"/>
+            <w:vAlign w:val="center"/>
+          </w:tcPr>
+          <w:p>
+            <w:r>
+              <w:rPr>
+                <w:b/>
+                <w:bCs/>
+              </w:rPr>
+              <w:t>Duración estimada</w:t>
+            </w:r>
+          </w:p>
+        </w:tc>
+      </w:tr>
+      <w:tr>
+        <w:tc>
+          <w:tcPr>
+            <w:tcW w:w="2194" w:type="dxa"/>
+            <w:vAlign w:val="center"/>
+          </w:tcPr>
+          <w:p>
+            <w:r>
+              <w:rPr>
+                <w:b/>
+                <w:bCs/>
+              </w:rPr>
+              <w:t>Lanzamiento</w:t>
+            </w:r>
+          </w:p>
+        </w:tc>
+        <w:tc>
+          <w:tcPr>
+            <w:tcW w:w="2194" w:type="dxa"/>
+            <w:vAlign w:val="center"/>
+          </w:tcPr>
+          <w:p>
+            <w:r>
+              <w:t>Dar a conocer el producto y generar tráfico a la web.</w:t>
+            </w:r>
+          </w:p>
+        </w:tc>
+        <w:tc>
+          <w:tcPr>
+            <w:tcW w:w="2194" w:type="dxa"/>
+            <w:vAlign w:val="center"/>
+          </w:tcPr>
+          <w:p>
+            <w:r>
+              <w:t xml:space="preserve">Campaña en redes sociales, anuncios segmentados en Google </w:t>
+            </w:r>
+            <w:proofErr w:type="spellStart"/>
+            <w:r>
+              <w:t>Ads</w:t>
+            </w:r>
+            <w:proofErr w:type="spellEnd"/>
+            <w:r>
+              <w:t>, colaboraciones con blogs gastronómicos y portales de hostelería.</w:t>
+            </w:r>
+          </w:p>
+        </w:tc>
+        <w:tc>
+          <w:tcPr>
+            <w:tcW w:w="2195" w:type="dxa"/>
+            <w:vAlign w:val="center"/>
+          </w:tcPr>
+          <w:p>
+            <w:r>
+              <w:t>3 meses</w:t>
+            </w:r>
+          </w:p>
+        </w:tc>
+      </w:tr>
+      <w:tr>
+        <w:tc>
+          <w:tcPr>
+            <w:tcW w:w="2194" w:type="dxa"/>
+            <w:vAlign w:val="center"/>
+          </w:tcPr>
+          <w:p>
+            <w:r>
+              <w:rPr>
+                <w:b/>
+                <w:bCs/>
+              </w:rPr>
+              <w:t>Consolidación</w:t>
+            </w:r>
+          </w:p>
+        </w:tc>
+        <w:tc>
+          <w:tcPr>
+            <w:tcW w:w="2194" w:type="dxa"/>
+            <w:vAlign w:val="center"/>
+          </w:tcPr>
+          <w:p>
+            <w:r>
+              <w:t>Reforzar la confianza de los clientes y aumentar las demostraciones.</w:t>
+            </w:r>
+          </w:p>
+        </w:tc>
+        <w:tc>
+          <w:tcPr>
+            <w:tcW w:w="2194" w:type="dxa"/>
+            <w:vAlign w:val="center"/>
+          </w:tcPr>
+          <w:p>
+            <w:r>
+              <w:t xml:space="preserve">Publicación de casos de éxito, vídeos tutoriales, reseñas de clientes y </w:t>
+            </w:r>
+            <w:proofErr w:type="spellStart"/>
+            <w:r>
+              <w:t>webinars</w:t>
+            </w:r>
+            <w:proofErr w:type="spellEnd"/>
+            <w:r>
+              <w:t xml:space="preserve"> informativos.</w:t>
+            </w:r>
+          </w:p>
+        </w:tc>
+        <w:tc>
+          <w:tcPr>
+            <w:tcW w:w="2195" w:type="dxa"/>
+            <w:vAlign w:val="center"/>
+          </w:tcPr>
+          <w:p>
+            <w:r>
+              <w:t>6 meses</w:t>
+            </w:r>
+          </w:p>
+        </w:tc>
+      </w:tr>
+      <w:tr>
+        <w:tc>
+          <w:tcPr>
+            <w:tcW w:w="2194" w:type="dxa"/>
+            <w:vAlign w:val="center"/>
+          </w:tcPr>
+          <w:p>
+            <w:r>
+              <w:rPr>
+                <w:b/>
+                <w:bCs/>
+              </w:rPr>
+              <w:t>Fidelización</w:t>
+            </w:r>
+          </w:p>
+        </w:tc>
+        <w:tc>
+          <w:tcPr>
+            <w:tcW w:w="2194" w:type="dxa"/>
+            <w:vAlign w:val="center"/>
+          </w:tcPr>
+          <w:p>
+            <w:r>
+              <w:t xml:space="preserve">Mantener la relación con </w:t>
+            </w:r>
+            <w:r>
+              <w:lastRenderedPageBreak/>
+              <w:t>clientes actuales y fomentar la recomendación.</w:t>
+            </w:r>
+          </w:p>
+        </w:tc>
+        <w:tc>
+          <w:tcPr>
+            <w:tcW w:w="2194" w:type="dxa"/>
+            <w:vAlign w:val="center"/>
+          </w:tcPr>
+          <w:p>
+            <w:proofErr w:type="spellStart"/>
+            <w:r>
+              <w:lastRenderedPageBreak/>
+              <w:t>Newsletter</w:t>
+            </w:r>
+            <w:proofErr w:type="spellEnd"/>
+            <w:r>
+              <w:t xml:space="preserve"> mensual, </w:t>
+            </w:r>
+            <w:r>
+              <w:lastRenderedPageBreak/>
+              <w:t>descuentos por renovación, programa de referidos y soporte prioritario.</w:t>
+            </w:r>
+          </w:p>
+        </w:tc>
+        <w:tc>
+          <w:tcPr>
+            <w:tcW w:w="2195" w:type="dxa"/>
+            <w:vAlign w:val="center"/>
+          </w:tcPr>
+          <w:p>
+            <w:r>
+              <w:lastRenderedPageBreak/>
+              <w:t>Permanente</w:t>
+            </w:r>
+          </w:p>
+        </w:tc>
+      </w:tr>
+    </w:tbl>
     <w:p/>
+    <w:p>
+      <w:pPr>
+        <w:rPr>
+          <w:b/>
+          <w:bCs/>
+        </w:rPr>
+      </w:pPr>
+      <w:r>
+        <w:rPr>
+          <w:b/>
+          <w:bCs/>
+        </w:rPr>
+        <w:t>3.2 Medios y canales de comunicación</w:t>
+      </w:r>
+    </w:p>
+    <w:p>
+      <w:r>
+        <w:t>Para lograr un alcance efectivo y controlado, se emplearán medios digitales y acciones de marketing directo, orientadas a un público profesional y local.</w:t>
+      </w:r>
+    </w:p>
+    <w:tbl>
+      <w:tblPr>
+        <w:tblStyle w:val="Tablaconcuadrcula"/>
+        <w:tblW w:w="0" w:type="auto"/>
+        <w:tblLook w:val="04A0" w:firstRow="1" w:lastRow="0" w:firstColumn="1" w:lastColumn="0" w:noHBand="0" w:noVBand="1"/>
+      </w:tblPr>
+      <w:tblGrid>
+        <w:gridCol w:w="2925"/>
+        <w:gridCol w:w="2926"/>
+        <w:gridCol w:w="2926"/>
+      </w:tblGrid>
+      <w:tr>
+        <w:tc>
+          <w:tcPr>
+            <w:tcW w:w="2925" w:type="dxa"/>
+            <w:vAlign w:val="center"/>
+          </w:tcPr>
+          <w:p>
+            <w:pPr>
+              <w:rPr>
+                <w:lang w:val="ru-RU"/>
+              </w:rPr>
+            </w:pPr>
+            <w:r>
+              <w:rPr>
+                <w:b/>
+                <w:bCs/>
+              </w:rPr>
+              <w:t>Canal</w:t>
+            </w:r>
+          </w:p>
+        </w:tc>
+        <w:tc>
+          <w:tcPr>
+            <w:tcW w:w="2926" w:type="dxa"/>
+            <w:vAlign w:val="center"/>
+          </w:tcPr>
+          <w:p>
+            <w:pPr>
+              <w:rPr>
+                <w:lang w:val="ru-RU"/>
+              </w:rPr>
+            </w:pPr>
+            <w:r>
+              <w:rPr>
+                <w:b/>
+                <w:bCs/>
+              </w:rPr>
+              <w:t>Descripción de la acción</w:t>
+            </w:r>
+          </w:p>
+        </w:tc>
+        <w:tc>
+          <w:tcPr>
+            <w:tcW w:w="2926" w:type="dxa"/>
+            <w:vAlign w:val="center"/>
+          </w:tcPr>
+          <w:p>
+            <w:pPr>
+              <w:rPr>
+                <w:lang w:val="ru-RU"/>
+              </w:rPr>
+            </w:pPr>
+            <w:r>
+              <w:rPr>
+                <w:b/>
+                <w:bCs/>
+              </w:rPr>
+              <w:t>Frecuencia / Inversión estimada</w:t>
+            </w:r>
+          </w:p>
+        </w:tc>
+      </w:tr>
+      <w:tr>
+        <w:tc>
+          <w:tcPr>
+            <w:tcW w:w="2925" w:type="dxa"/>
+            <w:vAlign w:val="center"/>
+          </w:tcPr>
+          <w:p>
+            <w:r>
+              <w:rPr>
+                <w:b/>
+                <w:bCs/>
+              </w:rPr>
+              <w:t>Página web oficial (</w:t>
+            </w:r>
+            <w:hyperlink r:id="rId5" w:history="1">
+              <w:r>
+                <w:rPr>
+                  <w:rStyle w:val="Hipervnculo"/>
+                  <w:b/>
+                  <w:bCs/>
+                </w:rPr>
+                <w:t>www.orderlyapp.es</w:t>
+              </w:r>
+            </w:hyperlink>
+            <w:r>
+              <w:rPr>
+                <w:b/>
+                <w:bCs/>
+              </w:rPr>
+              <w:t>)</w:t>
+            </w:r>
+          </w:p>
+        </w:tc>
+        <w:tc>
+          <w:tcPr>
+            <w:tcW w:w="2926" w:type="dxa"/>
+            <w:vAlign w:val="center"/>
+          </w:tcPr>
+          <w:p>
+            <w:r>
+              <w:t>Presentación del producto, planes de precios, formulario de contacto, demostraciones en línea.</w:t>
+            </w:r>
+          </w:p>
+        </w:tc>
+        <w:tc>
+          <w:tcPr>
+            <w:tcW w:w="2926" w:type="dxa"/>
+            <w:vAlign w:val="center"/>
+          </w:tcPr>
+          <w:p>
+            <w:pPr>
+              <w:rPr>
+                <w:lang w:val="ru-RU"/>
+              </w:rPr>
+            </w:pPr>
+            <w:r>
+              <w:t>Mantenimiento mensual: 25 €</w:t>
+            </w:r>
+          </w:p>
+        </w:tc>
+      </w:tr>
+      <w:tr>
+        <w:tc>
+          <w:tcPr>
+            <w:tcW w:w="2925" w:type="dxa"/>
+            <w:vAlign w:val="center"/>
+          </w:tcPr>
+          <w:p>
+            <w:pPr>
+              <w:rPr>
+                <w:lang w:val="en-US"/>
+              </w:rPr>
+            </w:pPr>
+            <w:r>
+              <w:rPr>
+                <w:b/>
+                <w:bCs/>
+                <w:lang w:val="en-US"/>
+              </w:rPr>
+              <w:t xml:space="preserve">Redes </w:t>
+            </w:r>
+            <w:proofErr w:type="spellStart"/>
+            <w:r>
+              <w:rPr>
+                <w:b/>
+                <w:bCs/>
+                <w:lang w:val="en-US"/>
+              </w:rPr>
+              <w:t>sociales</w:t>
+            </w:r>
+            <w:proofErr w:type="spellEnd"/>
+            <w:r>
+              <w:rPr>
+                <w:b/>
+                <w:bCs/>
+                <w:lang w:val="en-US"/>
+              </w:rPr>
+              <w:t xml:space="preserve"> (Instagram, LinkedIn, Facebook)</w:t>
+            </w:r>
+          </w:p>
+        </w:tc>
+        <w:tc>
+          <w:tcPr>
+            <w:tcW w:w="2926" w:type="dxa"/>
+            <w:vAlign w:val="center"/>
+          </w:tcPr>
+          <w:p>
+            <w:r>
+              <w:t>Publicaciones sobre casos de uso, novedades, promociones y consejos de digitalización.</w:t>
+            </w:r>
+          </w:p>
+        </w:tc>
+        <w:tc>
+          <w:tcPr>
+            <w:tcW w:w="2926" w:type="dxa"/>
+            <w:vAlign w:val="center"/>
+          </w:tcPr>
+          <w:p>
+            <w:pPr>
+              <w:rPr>
+                <w:lang w:val="ru-RU"/>
+              </w:rPr>
+            </w:pPr>
+            <w:r>
+              <w:t>3 publicaciones semanales / 0 € (orgánico)</w:t>
+            </w:r>
+          </w:p>
+        </w:tc>
+      </w:tr>
+      <w:tr>
+        <w:tc>
+          <w:tcPr>
+            <w:tcW w:w="2925" w:type="dxa"/>
+            <w:vAlign w:val="center"/>
+          </w:tcPr>
+          <w:p>
+            <w:pPr>
+              <w:rPr>
+                <w:lang w:val="ru-RU"/>
+              </w:rPr>
+            </w:pPr>
+            <w:r>
+              <w:rPr>
+                <w:b/>
+                <w:bCs/>
+              </w:rPr>
+              <w:t xml:space="preserve">Google </w:t>
+            </w:r>
+            <w:proofErr w:type="spellStart"/>
+            <w:r>
+              <w:rPr>
+                <w:b/>
+                <w:bCs/>
+              </w:rPr>
+              <w:t>Ads</w:t>
+            </w:r>
+            <w:proofErr w:type="spellEnd"/>
+            <w:r>
+              <w:rPr>
+                <w:b/>
+                <w:bCs/>
+              </w:rPr>
+              <w:t xml:space="preserve"> / SEO</w:t>
+            </w:r>
+          </w:p>
+        </w:tc>
+        <w:tc>
+          <w:tcPr>
+            <w:tcW w:w="2926" w:type="dxa"/>
+            <w:vAlign w:val="center"/>
+          </w:tcPr>
+          <w:p>
+            <w:r>
+              <w:t>Campañas segmentadas por ubicación (Valencia y alrededores) y por palabra clave (“TPV hostelería”, “software restaurante”).</w:t>
+            </w:r>
+          </w:p>
+        </w:tc>
+        <w:tc>
+          <w:tcPr>
+            <w:tcW w:w="2926" w:type="dxa"/>
+            <w:vAlign w:val="center"/>
+          </w:tcPr>
+          <w:p>
+            <w:pPr>
+              <w:rPr>
+                <w:lang w:val="ru-RU"/>
+              </w:rPr>
+            </w:pPr>
+            <w:r>
+              <w:t>120 €/mes durante el lanzamiento</w:t>
+            </w:r>
+          </w:p>
+        </w:tc>
+      </w:tr>
+      <w:tr>
+        <w:tc>
+          <w:tcPr>
+            <w:tcW w:w="2925" w:type="dxa"/>
+            <w:vAlign w:val="center"/>
+          </w:tcPr>
+          <w:p>
+            <w:r>
+              <w:rPr>
+                <w:b/>
+                <w:bCs/>
+              </w:rPr>
+              <w:t>Ferias y eventos locales de hostelería</w:t>
+            </w:r>
+          </w:p>
+        </w:tc>
+        <w:tc>
+          <w:tcPr>
+            <w:tcW w:w="2926" w:type="dxa"/>
+            <w:vAlign w:val="center"/>
+          </w:tcPr>
+          <w:p>
+            <w:r>
+              <w:t>Participación en ferias regionales, demostraciones en vivo.</w:t>
+            </w:r>
+          </w:p>
+        </w:tc>
+        <w:tc>
+          <w:tcPr>
+            <w:tcW w:w="2926" w:type="dxa"/>
+            <w:vAlign w:val="center"/>
+          </w:tcPr>
+          <w:p>
+            <w:pPr>
+              <w:rPr>
+                <w:lang w:val="ru-RU"/>
+              </w:rPr>
+            </w:pPr>
+            <w:r>
+              <w:t>2 eventos anuales / 300 € por evento</w:t>
+            </w:r>
+          </w:p>
+        </w:tc>
+      </w:tr>
+      <w:tr>
+        <w:tc>
+          <w:tcPr>
+            <w:tcW w:w="2925" w:type="dxa"/>
+            <w:vAlign w:val="center"/>
+          </w:tcPr>
+          <w:p>
+            <w:pPr>
+              <w:rPr>
+                <w:lang w:val="ru-RU"/>
+              </w:rPr>
+            </w:pPr>
+            <w:r>
+              <w:rPr>
+                <w:b/>
+                <w:bCs/>
+              </w:rPr>
+              <w:t>Colaboración con distribuidores TIC</w:t>
+            </w:r>
+          </w:p>
+        </w:tc>
+        <w:tc>
+          <w:tcPr>
+            <w:tcW w:w="2926" w:type="dxa"/>
+            <w:vAlign w:val="center"/>
+          </w:tcPr>
+          <w:p>
+            <w:r>
+              <w:t xml:space="preserve">Acuerdos con proveedores locales de hardware (TPV, </w:t>
+            </w:r>
+            <w:proofErr w:type="spellStart"/>
+            <w:r>
+              <w:t>tablets</w:t>
+            </w:r>
+            <w:proofErr w:type="spellEnd"/>
+            <w:r>
+              <w:t>, impresoras).</w:t>
+            </w:r>
+          </w:p>
+        </w:tc>
+        <w:tc>
+          <w:tcPr>
+            <w:tcW w:w="2926" w:type="dxa"/>
+            <w:vAlign w:val="center"/>
+          </w:tcPr>
+          <w:p>
+            <w:r>
+              <w:t>Sin coste inicial, a comisión por venta</w:t>
+            </w:r>
+          </w:p>
+        </w:tc>
+      </w:tr>
+      <w:tr>
+        <w:tc>
+          <w:tcPr>
+            <w:tcW w:w="2925" w:type="dxa"/>
+            <w:vAlign w:val="center"/>
+          </w:tcPr>
+          <w:p>
+            <w:pPr>
+              <w:rPr>
+                <w:lang w:val="ru-RU"/>
+              </w:rPr>
+            </w:pPr>
+            <w:r>
+              <w:rPr>
+                <w:b/>
+                <w:bCs/>
+              </w:rPr>
+              <w:t xml:space="preserve">Email marketing y </w:t>
+            </w:r>
+            <w:proofErr w:type="spellStart"/>
+            <w:r>
+              <w:rPr>
+                <w:b/>
+                <w:bCs/>
+              </w:rPr>
+              <w:t>newsletter</w:t>
+            </w:r>
+            <w:proofErr w:type="spellEnd"/>
+          </w:p>
+        </w:tc>
+        <w:tc>
+          <w:tcPr>
+            <w:tcW w:w="2926" w:type="dxa"/>
+            <w:vAlign w:val="center"/>
+          </w:tcPr>
+          <w:p>
+            <w:r>
+              <w:t>Envío mensual de actualizaciones, noticias y promociones a clientes registrados.</w:t>
+            </w:r>
+          </w:p>
+        </w:tc>
+        <w:tc>
+          <w:tcPr>
+            <w:tcW w:w="2926" w:type="dxa"/>
+            <w:vAlign w:val="center"/>
+          </w:tcPr>
+          <w:p>
+            <w:pPr>
+              <w:rPr>
+                <w:lang w:val="ru-RU"/>
+              </w:rPr>
+            </w:pPr>
+            <w:r>
+              <w:t>1 envío mensual / 10 € aprox.</w:t>
+            </w:r>
+          </w:p>
+        </w:tc>
+      </w:tr>
+    </w:tbl>
+    <w:p>
+      <w:r>
+        <w:t>Inversión publicitaria total estimada (primer año):</w:t>
+      </w:r>
+      <w:r>
+        <w:br/>
+        <w:t>≈ 1.200 €</w:t>
+      </w:r>
+    </w:p>
+    <w:p>
+      <w:r>
+        <w:t>3.3 Mensaje publicitario y tono comunicativo</w:t>
+      </w:r>
+    </w:p>
+    <w:p>
+      <w:r>
+        <w:t>El mensaje principal que se desea transmitir es:</w:t>
+      </w:r>
+    </w:p>
+    <w:p>
+      <w:r>
+        <w:t>“</w:t>
+      </w:r>
+      <w:proofErr w:type="spellStart"/>
+      <w:r>
+        <w:t>Orderly</w:t>
+      </w:r>
+      <w:proofErr w:type="spellEnd"/>
+      <w:r>
+        <w:t>: la forma más sencilla de gestionar tu negocio de hostelería.”</w:t>
+      </w:r>
+    </w:p>
+    <w:p>
+      <w:r>
+        <w:t>El tono comunicativo será profesional, cercano y confiable, destacando:</w:t>
+      </w:r>
+    </w:p>
+    <w:p>
+      <w:pPr>
+        <w:numPr>
+          <w:ilvl w:val="0"/>
+          <w:numId w:val="8"/>
+        </w:numPr>
+      </w:pPr>
+      <w:r>
+        <w:lastRenderedPageBreak/>
+        <w:t>La simplicidad del sistema (“fácil de usar, sin complicaciones técnicas”).</w:t>
+      </w:r>
+    </w:p>
+    <w:p>
+      <w:pPr>
+        <w:numPr>
+          <w:ilvl w:val="0"/>
+          <w:numId w:val="8"/>
+        </w:numPr>
+      </w:pPr>
+      <w:r>
+        <w:t>La mejora tangible del servicio (“más pedidos, menos errores, clientes más satisfechos”).</w:t>
+      </w:r>
+    </w:p>
+    <w:p>
+      <w:pPr>
+        <w:numPr>
+          <w:ilvl w:val="0"/>
+          <w:numId w:val="8"/>
+        </w:numPr>
+      </w:pPr>
+      <w:r>
+        <w:t>La accesibilidad económica (“digitaliza tu bar por menos de 20 € al mes”).</w:t>
+      </w:r>
+    </w:p>
+    <w:p>
+      <w:r>
+        <w:t>Se utilizarán materiales gráficos como vídeos demostrativos, infografías y capturas de pantalla del software para reforzar la percepción visual del producto.</w:t>
+      </w:r>
+    </w:p>
+    <w:p>
+      <w:r>
+        <w:t>3.4 Plan de distribución</w:t>
+      </w:r>
+    </w:p>
+    <w:p>
+      <w:r>
+        <w:t>El modelo de distribución será directo y digital, con el objetivo de reducir costes logísticos y garantizar un contacto inmediato entre la empresa y el cliente.</w:t>
+      </w:r>
+    </w:p>
+    <w:tbl>
+      <w:tblPr>
+        <w:tblStyle w:val="Tablaconcuadrcula"/>
+        <w:tblW w:w="0" w:type="auto"/>
+        <w:tblLook w:val="04A0" w:firstRow="1" w:lastRow="0" w:firstColumn="1" w:lastColumn="0" w:noHBand="0" w:noVBand="1"/>
+      </w:tblPr>
+      <w:tblGrid>
+        <w:gridCol w:w="2925"/>
+        <w:gridCol w:w="2926"/>
+        <w:gridCol w:w="2926"/>
+      </w:tblGrid>
+      <w:tr>
+        <w:tc>
+          <w:tcPr>
+            <w:tcW w:w="2925" w:type="dxa"/>
+            <w:vAlign w:val="center"/>
+          </w:tcPr>
+          <w:p>
+            <w:r>
+              <w:rPr>
+                <w:b/>
+                <w:bCs/>
+              </w:rPr>
+              <w:t>Canal de distribución</w:t>
+            </w:r>
+          </w:p>
+        </w:tc>
+        <w:tc>
+          <w:tcPr>
+            <w:tcW w:w="2926" w:type="dxa"/>
+            <w:vAlign w:val="center"/>
+          </w:tcPr>
+          <w:p>
+            <w:r>
+              <w:rPr>
+                <w:b/>
+                <w:bCs/>
+              </w:rPr>
+              <w:t>Descripción del proceso</w:t>
+            </w:r>
+          </w:p>
+        </w:tc>
+        <w:tc>
+          <w:tcPr>
+            <w:tcW w:w="2926" w:type="dxa"/>
+            <w:vAlign w:val="center"/>
+          </w:tcPr>
+          <w:p>
+            <w:r>
+              <w:rPr>
+                <w:b/>
+                <w:bCs/>
+              </w:rPr>
+              <w:t>Ventajas</w:t>
+            </w:r>
+          </w:p>
+        </w:tc>
+      </w:tr>
+      <w:tr>
+        <w:tc>
+          <w:tcPr>
+            <w:tcW w:w="2925" w:type="dxa"/>
+            <w:vAlign w:val="center"/>
+          </w:tcPr>
+          <w:p>
+            <w:r>
+              <w:rPr>
+                <w:b/>
+                <w:bCs/>
+              </w:rPr>
+              <w:t>Venta online directa (web oficial)</w:t>
+            </w:r>
+          </w:p>
+        </w:tc>
+        <w:tc>
+          <w:tcPr>
+            <w:tcW w:w="2926" w:type="dxa"/>
+            <w:vAlign w:val="center"/>
+          </w:tcPr>
+          <w:p>
+            <w:r>
+              <w:t xml:space="preserve">El cliente accede a la web, selecciona la versión deseada (Básico, Pro o </w:t>
+            </w:r>
+            <w:proofErr w:type="spellStart"/>
+            <w:r>
+              <w:t>Custom</w:t>
+            </w:r>
+            <w:proofErr w:type="spellEnd"/>
+            <w:r>
+              <w:t>) y realiza el pago mediante tarjeta o transferencia.</w:t>
+            </w:r>
+          </w:p>
+        </w:tc>
+        <w:tc>
+          <w:tcPr>
+            <w:tcW w:w="2926" w:type="dxa"/>
+            <w:vAlign w:val="center"/>
+          </w:tcPr>
+          <w:p>
+            <w:r>
+              <w:t>Reducción de intermediarios, disponibilidad 24/7.</w:t>
+            </w:r>
+          </w:p>
+        </w:tc>
+      </w:tr>
+      <w:tr>
+        <w:tc>
+          <w:tcPr>
+            <w:tcW w:w="2925" w:type="dxa"/>
+            <w:vAlign w:val="center"/>
+          </w:tcPr>
+          <w:p>
+            <w:r>
+              <w:rPr>
+                <w:b/>
+                <w:bCs/>
+              </w:rPr>
+              <w:t xml:space="preserve">Distribución mediante </w:t>
+            </w:r>
+            <w:proofErr w:type="spellStart"/>
+            <w:r>
+              <w:rPr>
+                <w:b/>
+                <w:bCs/>
+              </w:rPr>
+              <w:t>partners</w:t>
+            </w:r>
+            <w:proofErr w:type="spellEnd"/>
+            <w:r>
+              <w:rPr>
+                <w:b/>
+                <w:bCs/>
+              </w:rPr>
+              <w:t xml:space="preserve"> tecnológicos</w:t>
+            </w:r>
+          </w:p>
+        </w:tc>
+        <w:tc>
+          <w:tcPr>
+            <w:tcW w:w="2926" w:type="dxa"/>
+            <w:vAlign w:val="center"/>
+          </w:tcPr>
+          <w:p>
+            <w:r>
+              <w:t xml:space="preserve">Acuerdos con instaladores de TPV y proveedores de equipos informáticos, quienes ofrecen </w:t>
+            </w:r>
+            <w:proofErr w:type="spellStart"/>
+            <w:r>
+              <w:t>Orderly</w:t>
+            </w:r>
+            <w:proofErr w:type="spellEnd"/>
+            <w:r>
+              <w:t xml:space="preserve"> junto con el hardware.</w:t>
+            </w:r>
+          </w:p>
+        </w:tc>
+        <w:tc>
+          <w:tcPr>
+            <w:tcW w:w="2926" w:type="dxa"/>
+            <w:vAlign w:val="center"/>
+          </w:tcPr>
+          <w:p>
+            <w:r>
+              <w:t>Expansión territorial, soporte local.</w:t>
+            </w:r>
+          </w:p>
+        </w:tc>
+      </w:tr>
+      <w:tr>
+        <w:tc>
+          <w:tcPr>
+            <w:tcW w:w="2925" w:type="dxa"/>
+            <w:vAlign w:val="center"/>
+          </w:tcPr>
+          <w:p>
+            <w:r>
+              <w:rPr>
+                <w:b/>
+                <w:bCs/>
+              </w:rPr>
+              <w:t>Instalación y soporte remoto</w:t>
+            </w:r>
+          </w:p>
+        </w:tc>
+        <w:tc>
+          <w:tcPr>
+            <w:tcW w:w="2926" w:type="dxa"/>
+            <w:vAlign w:val="center"/>
+          </w:tcPr>
+          <w:p>
+            <w:r>
+              <w:t>Una vez realizada la compra, se envía un enlace de descarga y una guía interactiva. El soporte inicial se realiza por videollamada o asistencia remota.</w:t>
+            </w:r>
+          </w:p>
+        </w:tc>
+        <w:tc>
+          <w:tcPr>
+            <w:tcW w:w="2926" w:type="dxa"/>
+            <w:vAlign w:val="center"/>
+          </w:tcPr>
+          <w:p>
+            <w:r>
+              <w:t>Rapidez de implementación, comodidad para el cliente.</w:t>
+            </w:r>
+          </w:p>
+        </w:tc>
+      </w:tr>
+      <w:tr>
+        <w:tc>
+          <w:tcPr>
+            <w:tcW w:w="2925" w:type="dxa"/>
+            <w:vAlign w:val="center"/>
+          </w:tcPr>
+          <w:p>
+            <w:r>
+              <w:rPr>
+                <w:b/>
+                <w:bCs/>
+              </w:rPr>
+              <w:t>Distribución personalizada (</w:t>
+            </w:r>
+            <w:proofErr w:type="spellStart"/>
+            <w:r>
+              <w:rPr>
+                <w:b/>
+                <w:bCs/>
+              </w:rPr>
+              <w:t>Orderly</w:t>
+            </w:r>
+            <w:proofErr w:type="spellEnd"/>
+            <w:r>
+              <w:rPr>
+                <w:b/>
+                <w:bCs/>
+              </w:rPr>
+              <w:t xml:space="preserve"> </w:t>
+            </w:r>
+            <w:proofErr w:type="spellStart"/>
+            <w:r>
+              <w:rPr>
+                <w:b/>
+                <w:bCs/>
+              </w:rPr>
+              <w:t>Custom</w:t>
+            </w:r>
+            <w:proofErr w:type="spellEnd"/>
+            <w:r>
+              <w:rPr>
+                <w:b/>
+                <w:bCs/>
+              </w:rPr>
+              <w:t>)</w:t>
+            </w:r>
+          </w:p>
+        </w:tc>
+        <w:tc>
+          <w:tcPr>
+            <w:tcW w:w="2926" w:type="dxa"/>
+            <w:vAlign w:val="center"/>
+          </w:tcPr>
+          <w:p>
+            <w:r>
+              <w:t>En proyectos a medida, la instalación se realiza presencialmente, incluyendo formación al personal.</w:t>
+            </w:r>
+          </w:p>
+        </w:tc>
+        <w:tc>
+          <w:tcPr>
+            <w:tcW w:w="2926" w:type="dxa"/>
+            <w:vAlign w:val="center"/>
+          </w:tcPr>
+          <w:p>
+            <w:r>
+              <w:t>Garantía de calidad y acompañamiento integral.</w:t>
+            </w:r>
+          </w:p>
+        </w:tc>
+      </w:tr>
+    </w:tbl>
+    <w:p/>
+    <w:p>
+      <w:r>
+        <w:t>3.5 Proceso de compra</w:t>
+      </w:r>
+    </w:p>
+    <w:p>
+      <w:pPr>
+        <w:numPr>
+          <w:ilvl w:val="0"/>
+          <w:numId w:val="9"/>
+        </w:numPr>
+      </w:pPr>
+      <w:r>
+        <w:t>Interés del cliente: acceso a la web o contacto por redes.</w:t>
+      </w:r>
+    </w:p>
+    <w:p>
+      <w:pPr>
+        <w:numPr>
+          <w:ilvl w:val="0"/>
+          <w:numId w:val="9"/>
+        </w:numPr>
+      </w:pPr>
+      <w:r>
+        <w:t>Demostración gratuita: solicitud de versión demo en línea.</w:t>
+      </w:r>
+    </w:p>
+    <w:p>
+      <w:pPr>
+        <w:numPr>
+          <w:ilvl w:val="0"/>
+          <w:numId w:val="9"/>
+        </w:numPr>
+      </w:pPr>
+      <w:r>
+        <w:t xml:space="preserve">Elección del plan: comparación entre </w:t>
+      </w:r>
+      <w:proofErr w:type="spellStart"/>
+      <w:r>
+        <w:t>Orderly</w:t>
+      </w:r>
+      <w:proofErr w:type="spellEnd"/>
+      <w:r>
+        <w:t xml:space="preserve"> Básico, Pro o </w:t>
+      </w:r>
+      <w:proofErr w:type="spellStart"/>
+      <w:r>
+        <w:t>Custom</w:t>
+      </w:r>
+      <w:proofErr w:type="spellEnd"/>
+      <w:r>
+        <w:t>.</w:t>
+      </w:r>
+    </w:p>
+    <w:p>
+      <w:pPr>
+        <w:numPr>
+          <w:ilvl w:val="0"/>
+          <w:numId w:val="9"/>
+        </w:numPr>
+      </w:pPr>
+      <w:r>
+        <w:lastRenderedPageBreak/>
+        <w:t>Pago y activación: suscripción mensual/anual o contratación personalizada.</w:t>
+      </w:r>
+    </w:p>
+    <w:p>
+      <w:pPr>
+        <w:numPr>
+          <w:ilvl w:val="0"/>
+          <w:numId w:val="9"/>
+        </w:numPr>
+      </w:pPr>
+      <w:r>
+        <w:t>Formación y soporte inicial: sesión guiada por videollamada o in situ.</w:t>
+      </w:r>
+    </w:p>
+    <w:p>
+      <w:pPr>
+        <w:numPr>
+          <w:ilvl w:val="0"/>
+          <w:numId w:val="9"/>
+        </w:numPr>
+      </w:pPr>
+      <w:r>
+        <w:t>Mantenimiento continuo: actualizaciones automáticas y soporte técnico 24 h.</w:t>
+      </w:r>
+    </w:p>
+    <w:p>
+      <w:r>
+        <w:t>3.6 Evaluación del plan</w:t>
+      </w:r>
+    </w:p>
+    <w:p>
+      <w:r>
+        <w:t>El éxito del plan de comunicación y distribución se medirá mediante indicadores (</w:t>
+      </w:r>
+      <w:proofErr w:type="spellStart"/>
+      <w:r>
+        <w:t>KPIs</w:t>
+      </w:r>
+      <w:proofErr w:type="spellEnd"/>
+      <w:r>
+        <w:t>) como:</w:t>
+      </w:r>
+    </w:p>
+    <w:p>
+      <w:pPr>
+        <w:numPr>
+          <w:ilvl w:val="0"/>
+          <w:numId w:val="10"/>
+        </w:numPr>
+      </w:pPr>
+      <w:r>
+        <w:t>Número de descargas o contrataciones mensuales.</w:t>
+      </w:r>
+    </w:p>
+    <w:p>
+      <w:pPr>
+        <w:numPr>
+          <w:ilvl w:val="0"/>
+          <w:numId w:val="10"/>
+        </w:numPr>
+      </w:pPr>
+      <w:r>
+        <w:t>Tráfico web y tasa de conversión.</w:t>
+      </w:r>
+    </w:p>
+    <w:p>
+      <w:pPr>
+        <w:numPr>
+          <w:ilvl w:val="0"/>
+          <w:numId w:val="10"/>
+        </w:numPr>
+      </w:pPr>
+      <w:r>
+        <w:t>Coste por adquisición (CPA).</w:t>
+      </w:r>
+    </w:p>
+    <w:p>
+      <w:pPr>
+        <w:numPr>
+          <w:ilvl w:val="0"/>
+          <w:numId w:val="10"/>
+        </w:numPr>
+      </w:pPr>
+      <w:r>
+        <w:t>Satisfacción del cliente (encuestas y reseñas).</w:t>
+      </w:r>
+    </w:p>
+    <w:p>
+      <w:pPr>
+        <w:numPr>
+          <w:ilvl w:val="0"/>
+          <w:numId w:val="10"/>
+        </w:numPr>
+      </w:pPr>
+      <w:r>
+        <w:t>Retención y tasa de renovación anual.</w:t>
+      </w:r>
+    </w:p>
+    <w:p>
+      <w:r>
+        <w:t>Los resultados serán revisados trimestralmente para ajustar el presupuesto, optimizar las campañas digitales y mejorar la eficiencia del proceso de venta.</w:t>
+      </w:r>
+    </w:p>
     <w:sectPr>
       <w:pgSz w:w="11906" w:h="16838"/>
       <w:pgMar w:top="1417" w:right="1134" w:bottom="1417" w:left="1985" w:header="709" w:footer="709" w:gutter="0"/>
@@ -1919,6 +3089,155 @@
     </w:lvl>
   </w:abstractNum>
   <w:abstractNum w:abstractNumId="2" w15:restartNumberingAfterBreak="0">
+    <w:nsid w:val="222530F4"/>
+    <w:multiLevelType w:val="multilevel"/>
+    <w:tmpl w:val="89062A6C"/>
+    <w:lvl w:ilvl="0">
+      <w:start w:val="1"/>
+      <w:numFmt w:val="bullet"/>
+      <w:lvlText w:val=""/>
+      <w:lvlJc w:val="left"/>
+      <w:pPr>
+        <w:tabs>
+          <w:tab w:val="num" w:pos="720"/>
+        </w:tabs>
+        <w:ind w:left="720" w:hanging="360"/>
+      </w:pPr>
+      <w:rPr>
+        <w:rFonts w:ascii="Symbol" w:hAnsi="Symbol" w:hint="default"/>
+        <w:sz w:val="20"/>
+      </w:rPr>
+    </w:lvl>
+    <w:lvl w:ilvl="1" w:tentative="1">
+      <w:start w:val="1"/>
+      <w:numFmt w:val="bullet"/>
+      <w:lvlText w:val="o"/>
+      <w:lvlJc w:val="left"/>
+      <w:pPr>
+        <w:tabs>
+          <w:tab w:val="num" w:pos="1440"/>
+        </w:tabs>
+        <w:ind w:left="1440" w:hanging="360"/>
+      </w:pPr>
+      <w:rPr>
+        <w:rFonts w:ascii="Courier New" w:hAnsi="Courier New" w:hint="default"/>
+        <w:sz w:val="20"/>
+      </w:rPr>
+    </w:lvl>
+    <w:lvl w:ilvl="2" w:tentative="1">
+      <w:start w:val="1"/>
+      <w:numFmt w:val="bullet"/>
+      <w:lvlText w:val=""/>
+      <w:lvlJc w:val="left"/>
+      <w:pPr>
+        <w:tabs>
+          <w:tab w:val="num" w:pos="2160"/>
+        </w:tabs>
+        <w:ind w:left="2160" w:hanging="360"/>
+      </w:pPr>
+      <w:rPr>
+        <w:rFonts w:ascii="Wingdings" w:hAnsi="Wingdings" w:hint="default"/>
+        <w:sz w:val="20"/>
+      </w:rPr>
+    </w:lvl>
+    <w:lvl w:ilvl="3" w:tentative="1">
+      <w:start w:val="1"/>
+      <w:numFmt w:val="bullet"/>
+      <w:lvlText w:val=""/>
+      <w:lvlJc w:val="left"/>
+      <w:pPr>
+        <w:tabs>
+          <w:tab w:val="num" w:pos="2880"/>
+        </w:tabs>
+        <w:ind w:left="2880" w:hanging="360"/>
+      </w:pPr>
+      <w:rPr>
+        <w:rFonts w:ascii="Wingdings" w:hAnsi="Wingdings" w:hint="default"/>
+        <w:sz w:val="20"/>
+      </w:rPr>
+    </w:lvl>
+    <w:lvl w:ilvl="4" w:tentative="1">
+      <w:start w:val="1"/>
+      <w:numFmt w:val="bullet"/>
+      <w:lvlText w:val=""/>
+      <w:lvlJc w:val="left"/>
+      <w:pPr>
+        <w:tabs>
+          <w:tab w:val="num" w:pos="3600"/>
+        </w:tabs>
+        <w:ind w:left="3600" w:hanging="360"/>
+      </w:pPr>
+      <w:rPr>
+        <w:rFonts w:ascii="Wingdings" w:hAnsi="Wingdings" w:hint="default"/>
+        <w:sz w:val="20"/>
+      </w:rPr>
+    </w:lvl>
+    <w:lvl w:ilvl="5" w:tentative="1">
+      <w:start w:val="1"/>
+      <w:numFmt w:val="bullet"/>
+      <w:lvlText w:val=""/>
+      <w:lvlJc w:val="left"/>
+      <w:pPr>
+        <w:tabs>
+          <w:tab w:val="num" w:pos="4320"/>
+        </w:tabs>
+        <w:ind w:left="4320" w:hanging="360"/>
+      </w:pPr>
+      <w:rPr>
+        <w:rFonts w:ascii="Wingdings" w:hAnsi="Wingdings" w:hint="default"/>
+        <w:sz w:val="20"/>
+      </w:rPr>
+    </w:lvl>
+    <w:lvl w:ilvl="6" w:tentative="1">
+      <w:start w:val="1"/>
+      <w:numFmt w:val="bullet"/>
+      <w:lvlText w:val=""/>
+      <w:lvlJc w:val="left"/>
+      <w:pPr>
+        <w:tabs>
+          <w:tab w:val="num" w:pos="5040"/>
+        </w:tabs>
+        <w:ind w:left="5040" w:hanging="360"/>
+      </w:pPr>
+      <w:rPr>
+        <w:rFonts w:ascii="Wingdings" w:hAnsi="Wingdings" w:hint="default"/>
+        <w:sz w:val="20"/>
+      </w:rPr>
+    </w:lvl>
+    <w:lvl w:ilvl="7" w:tentative="1">
+      <w:start w:val="1"/>
+      <w:numFmt w:val="bullet"/>
+      <w:lvlText w:val=""/>
+      <w:lvlJc w:val="left"/>
+      <w:pPr>
+        <w:tabs>
+          <w:tab w:val="num" w:pos="5760"/>
+        </w:tabs>
+        <w:ind w:left="5760" w:hanging="360"/>
+      </w:pPr>
+      <w:rPr>
+        <w:rFonts w:ascii="Wingdings" w:hAnsi="Wingdings" w:hint="default"/>
+        <w:sz w:val="20"/>
+      </w:rPr>
+    </w:lvl>
+    <w:lvl w:ilvl="8" w:tentative="1">
+      <w:start w:val="1"/>
+      <w:numFmt w:val="bullet"/>
+      <w:lvlText w:val=""/>
+      <w:lvlJc w:val="left"/>
+      <w:pPr>
+        <w:tabs>
+          <w:tab w:val="num" w:pos="6480"/>
+        </w:tabs>
+        <w:ind w:left="6480" w:hanging="360"/>
+      </w:pPr>
+      <w:rPr>
+        <w:rFonts w:ascii="Wingdings" w:hAnsi="Wingdings" w:hint="default"/>
+        <w:sz w:val="20"/>
+      </w:rPr>
+    </w:lvl>
+  </w:abstractNum>
+  <w:abstractNum w:abstractNumId="3" w15:restartNumberingAfterBreak="0">
     <w:nsid w:val="33C301C6"/>
     <w:multiLevelType w:val="multilevel"/>
     <w:tmpl w:val="75B29F58"/>
@@ -2067,7 +3386,120 @@
       </w:rPr>
     </w:lvl>
   </w:abstractNum>
-  <w:abstractNum w:abstractNumId="3" w15:restartNumberingAfterBreak="0">
+  <w:abstractNum w:abstractNumId="4" w15:restartNumberingAfterBreak="0">
+    <w:nsid w:val="358A3641"/>
+    <w:multiLevelType w:val="multilevel"/>
+    <w:tmpl w:val="15BC3ED4"/>
+    <w:lvl w:ilvl="0">
+      <w:start w:val="1"/>
+      <w:numFmt w:val="decimal"/>
+      <w:lvlText w:val="%1."/>
+      <w:lvlJc w:val="left"/>
+      <w:pPr>
+        <w:tabs>
+          <w:tab w:val="num" w:pos="720"/>
+        </w:tabs>
+        <w:ind w:left="720" w:hanging="360"/>
+      </w:pPr>
+    </w:lvl>
+    <w:lvl w:ilvl="1" w:tentative="1">
+      <w:start w:val="1"/>
+      <w:numFmt w:val="decimal"/>
+      <w:lvlText w:val="%2."/>
+      <w:lvlJc w:val="left"/>
+      <w:pPr>
+        <w:tabs>
+          <w:tab w:val="num" w:pos="1440"/>
+        </w:tabs>
+        <w:ind w:left="1440" w:hanging="360"/>
+      </w:pPr>
+    </w:lvl>
+    <w:lvl w:ilvl="2" w:tentative="1">
+      <w:start w:val="1"/>
+      <w:numFmt w:val="decimal"/>
+      <w:lvlText w:val="%3."/>
+      <w:lvlJc w:val="left"/>
+      <w:pPr>
+        <w:tabs>
+          <w:tab w:val="num" w:pos="2160"/>
+        </w:tabs>
+        <w:ind w:left="2160" w:hanging="360"/>
+      </w:pPr>
+    </w:lvl>
+    <w:lvl w:ilvl="3" w:tentative="1">
+      <w:start w:val="1"/>
+      <w:numFmt w:val="decimal"/>
+      <w:lvlText w:val="%4."/>
+      <w:lvlJc w:val="left"/>
+      <w:pPr>
+        <w:tabs>
+          <w:tab w:val="num" w:pos="2880"/>
+        </w:tabs>
+        <w:ind w:left="2880" w:hanging="360"/>
+      </w:pPr>
+    </w:lvl>
+    <w:lvl w:ilvl="4" w:tentative="1">
+      <w:start w:val="1"/>
+      <w:numFmt w:val="decimal"/>
+      <w:lvlText w:val="%5."/>
+      <w:lvlJc w:val="left"/>
+      <w:pPr>
+        <w:tabs>
+          <w:tab w:val="num" w:pos="3600"/>
+        </w:tabs>
+        <w:ind w:left="3600" w:hanging="360"/>
+      </w:pPr>
+    </w:lvl>
+    <w:lvl w:ilvl="5" w:tentative="1">
+      <w:start w:val="1"/>
+      <w:numFmt w:val="decimal"/>
+      <w:lvlText w:val="%6."/>
+      <w:lvlJc w:val="left"/>
+      <w:pPr>
+        <w:tabs>
+          <w:tab w:val="num" w:pos="4320"/>
+        </w:tabs>
+        <w:ind w:left="4320" w:hanging="360"/>
+      </w:pPr>
+    </w:lvl>
+    <w:lvl w:ilvl="6" w:tentative="1">
+      <w:start w:val="1"/>
+      <w:numFmt w:val="decimal"/>
+      <w:lvlText w:val="%7."/>
+      <w:lvlJc w:val="left"/>
+      <w:pPr>
+        <w:tabs>
+          <w:tab w:val="num" w:pos="5040"/>
+        </w:tabs>
+        <w:ind w:left="5040" w:hanging="360"/>
+      </w:pPr>
+    </w:lvl>
+    <w:lvl w:ilvl="7" w:tentative="1">
+      <w:start w:val="1"/>
+      <w:numFmt w:val="decimal"/>
+      <w:lvlText w:val="%8."/>
+      <w:lvlJc w:val="left"/>
+      <w:pPr>
+        <w:tabs>
+          <w:tab w:val="num" w:pos="5760"/>
+        </w:tabs>
+        <w:ind w:left="5760" w:hanging="360"/>
+      </w:pPr>
+    </w:lvl>
+    <w:lvl w:ilvl="8" w:tentative="1">
+      <w:start w:val="1"/>
+      <w:numFmt w:val="decimal"/>
+      <w:lvlText w:val="%9."/>
+      <w:lvlJc w:val="left"/>
+      <w:pPr>
+        <w:tabs>
+          <w:tab w:val="num" w:pos="6480"/>
+        </w:tabs>
+        <w:ind w:left="6480" w:hanging="360"/>
+      </w:pPr>
+    </w:lvl>
+  </w:abstractNum>
+  <w:abstractNum w:abstractNumId="5" w15:restartNumberingAfterBreak="0">
     <w:nsid w:val="3BBE1EE2"/>
     <w:multiLevelType w:val="multilevel"/>
     <w:tmpl w:val="FEFA5B40"/>
@@ -2216,7 +3648,7 @@
       </w:rPr>
     </w:lvl>
   </w:abstractNum>
-  <w:abstractNum w:abstractNumId="4" w15:restartNumberingAfterBreak="0">
+  <w:abstractNum w:abstractNumId="6" w15:restartNumberingAfterBreak="0">
     <w:nsid w:val="55CF39A7"/>
     <w:multiLevelType w:val="multilevel"/>
     <w:tmpl w:val="F10C1B20"/>
@@ -2329,7 +3761,7 @@
       </w:pPr>
     </w:lvl>
   </w:abstractNum>
-  <w:abstractNum w:abstractNumId="5" w15:restartNumberingAfterBreak="0">
+  <w:abstractNum w:abstractNumId="7" w15:restartNumberingAfterBreak="0">
     <w:nsid w:val="6A8C598B"/>
     <w:multiLevelType w:val="multilevel"/>
     <w:tmpl w:val="05CE29C2"/>
@@ -2478,7 +3910,7 @@
       </w:rPr>
     </w:lvl>
   </w:abstractNum>
-  <w:abstractNum w:abstractNumId="6" w15:restartNumberingAfterBreak="0">
+  <w:abstractNum w:abstractNumId="8" w15:restartNumberingAfterBreak="0">
     <w:nsid w:val="788E3A84"/>
     <w:multiLevelType w:val="multilevel"/>
     <w:tmpl w:val="45A88EFC"/>
@@ -2595,26 +4027,184 @@
       </w:pPr>
     </w:lvl>
   </w:abstractNum>
+  <w:abstractNum w:abstractNumId="9" w15:restartNumberingAfterBreak="0">
+    <w:nsid w:val="7A0F74F8"/>
+    <w:multiLevelType w:val="multilevel"/>
+    <w:tmpl w:val="4C4A4550"/>
+    <w:lvl w:ilvl="0">
+      <w:start w:val="1"/>
+      <w:numFmt w:val="bullet"/>
+      <w:lvlText w:val=""/>
+      <w:lvlJc w:val="left"/>
+      <w:pPr>
+        <w:tabs>
+          <w:tab w:val="num" w:pos="720"/>
+        </w:tabs>
+        <w:ind w:left="720" w:hanging="360"/>
+      </w:pPr>
+      <w:rPr>
+        <w:rFonts w:ascii="Symbol" w:hAnsi="Symbol" w:hint="default"/>
+        <w:sz w:val="20"/>
+      </w:rPr>
+    </w:lvl>
+    <w:lvl w:ilvl="1" w:tentative="1">
+      <w:start w:val="1"/>
+      <w:numFmt w:val="bullet"/>
+      <w:lvlText w:val="o"/>
+      <w:lvlJc w:val="left"/>
+      <w:pPr>
+        <w:tabs>
+          <w:tab w:val="num" w:pos="1440"/>
+        </w:tabs>
+        <w:ind w:left="1440" w:hanging="360"/>
+      </w:pPr>
+      <w:rPr>
+        <w:rFonts w:ascii="Courier New" w:hAnsi="Courier New" w:hint="default"/>
+        <w:sz w:val="20"/>
+      </w:rPr>
+    </w:lvl>
+    <w:lvl w:ilvl="2" w:tentative="1">
+      <w:start w:val="1"/>
+      <w:numFmt w:val="bullet"/>
+      <w:lvlText w:val=""/>
+      <w:lvlJc w:val="left"/>
+      <w:pPr>
+        <w:tabs>
+          <w:tab w:val="num" w:pos="2160"/>
+        </w:tabs>
+        <w:ind w:left="2160" w:hanging="360"/>
+      </w:pPr>
+      <w:rPr>
+        <w:rFonts w:ascii="Wingdings" w:hAnsi="Wingdings" w:hint="default"/>
+        <w:sz w:val="20"/>
+      </w:rPr>
+    </w:lvl>
+    <w:lvl w:ilvl="3" w:tentative="1">
+      <w:start w:val="1"/>
+      <w:numFmt w:val="bullet"/>
+      <w:lvlText w:val=""/>
+      <w:lvlJc w:val="left"/>
+      <w:pPr>
+        <w:tabs>
+          <w:tab w:val="num" w:pos="2880"/>
+        </w:tabs>
+        <w:ind w:left="2880" w:hanging="360"/>
+      </w:pPr>
+      <w:rPr>
+        <w:rFonts w:ascii="Wingdings" w:hAnsi="Wingdings" w:hint="default"/>
+        <w:sz w:val="20"/>
+      </w:rPr>
+    </w:lvl>
+    <w:lvl w:ilvl="4" w:tentative="1">
+      <w:start w:val="1"/>
+      <w:numFmt w:val="bullet"/>
+      <w:lvlText w:val=""/>
+      <w:lvlJc w:val="left"/>
+      <w:pPr>
+        <w:tabs>
+          <w:tab w:val="num" w:pos="3600"/>
+        </w:tabs>
+        <w:ind w:left="3600" w:hanging="360"/>
+      </w:pPr>
+      <w:rPr>
+        <w:rFonts w:ascii="Wingdings" w:hAnsi="Wingdings" w:hint="default"/>
+        <w:sz w:val="20"/>
+      </w:rPr>
+    </w:lvl>
+    <w:lvl w:ilvl="5" w:tentative="1">
+      <w:start w:val="1"/>
+      <w:numFmt w:val="bullet"/>
+      <w:lvlText w:val=""/>
+      <w:lvlJc w:val="left"/>
+      <w:pPr>
+        <w:tabs>
+          <w:tab w:val="num" w:pos="4320"/>
+        </w:tabs>
+        <w:ind w:left="4320" w:hanging="360"/>
+      </w:pPr>
+      <w:rPr>
+        <w:rFonts w:ascii="Wingdings" w:hAnsi="Wingdings" w:hint="default"/>
+        <w:sz w:val="20"/>
+      </w:rPr>
+    </w:lvl>
+    <w:lvl w:ilvl="6" w:tentative="1">
+      <w:start w:val="1"/>
+      <w:numFmt w:val="bullet"/>
+      <w:lvlText w:val=""/>
+      <w:lvlJc w:val="left"/>
+      <w:pPr>
+        <w:tabs>
+          <w:tab w:val="num" w:pos="5040"/>
+        </w:tabs>
+        <w:ind w:left="5040" w:hanging="360"/>
+      </w:pPr>
+      <w:rPr>
+        <w:rFonts w:ascii="Wingdings" w:hAnsi="Wingdings" w:hint="default"/>
+        <w:sz w:val="20"/>
+      </w:rPr>
+    </w:lvl>
+    <w:lvl w:ilvl="7" w:tentative="1">
+      <w:start w:val="1"/>
+      <w:numFmt w:val="bullet"/>
+      <w:lvlText w:val=""/>
+      <w:lvlJc w:val="left"/>
+      <w:pPr>
+        <w:tabs>
+          <w:tab w:val="num" w:pos="5760"/>
+        </w:tabs>
+        <w:ind w:left="5760" w:hanging="360"/>
+      </w:pPr>
+      <w:rPr>
+        <w:rFonts w:ascii="Wingdings" w:hAnsi="Wingdings" w:hint="default"/>
+        <w:sz w:val="20"/>
+      </w:rPr>
+    </w:lvl>
+    <w:lvl w:ilvl="8" w:tentative="1">
+      <w:start w:val="1"/>
+      <w:numFmt w:val="bullet"/>
+      <w:lvlText w:val=""/>
+      <w:lvlJc w:val="left"/>
+      <w:pPr>
+        <w:tabs>
+          <w:tab w:val="num" w:pos="6480"/>
+        </w:tabs>
+        <w:ind w:left="6480" w:hanging="360"/>
+      </w:pPr>
+      <w:rPr>
+        <w:rFonts w:ascii="Wingdings" w:hAnsi="Wingdings" w:hint="default"/>
+        <w:sz w:val="20"/>
+      </w:rPr>
+    </w:lvl>
+  </w:abstractNum>
   <w:num w:numId="1" w16cid:durableId="1756971793">
-    <w:abstractNumId w:val="6"/>
+    <w:abstractNumId w:val="8"/>
   </w:num>
   <w:num w:numId="2" w16cid:durableId="490801047">
     <w:abstractNumId w:val="1"/>
   </w:num>
   <w:num w:numId="3" w16cid:durableId="249047665">
-    <w:abstractNumId w:val="3"/>
+    <w:abstractNumId w:val="5"/>
   </w:num>
   <w:num w:numId="4" w16cid:durableId="776365481">
-    <w:abstractNumId w:val="2"/>
+    <w:abstractNumId w:val="3"/>
   </w:num>
   <w:num w:numId="5" w16cid:durableId="1214192190">
     <w:abstractNumId w:val="0"/>
   </w:num>
   <w:num w:numId="6" w16cid:durableId="960840146">
-    <w:abstractNumId w:val="5"/>
+    <w:abstractNumId w:val="7"/>
   </w:num>
   <w:num w:numId="7" w16cid:durableId="1884444782">
+    <w:abstractNumId w:val="6"/>
+  </w:num>
+  <w:num w:numId="8" w16cid:durableId="1607344208">
+    <w:abstractNumId w:val="2"/>
+  </w:num>
+  <w:num w:numId="9" w16cid:durableId="1599944520">
     <w:abstractNumId w:val="4"/>
+  </w:num>
+  <w:num w:numId="10" w16cid:durableId="1146629964">
+    <w:abstractNumId w:val="9"/>
   </w:num>
 </w:numbering>
 </file>
@@ -3222,6 +4812,7 @@
   <w:style w:type="character" w:default="1" w:styleId="Fuentedeprrafopredeter">
     <w:name w:val="Default Paragraph Font"/>
     <w:uiPriority w:val="1"/>
+    <w:semiHidden/>
     <w:unhideWhenUsed/>
   </w:style>
   <w:style w:type="table" w:default="1" w:styleId="Tablanormal">
@@ -3533,6 +5124,60 @@
       <w:smallCaps/>
       <w:color w:val="0F4761" w:themeColor="accent1" w:themeShade="BF"/>
       <w:spacing w:val="5"/>
+    </w:rPr>
+  </w:style>
+  <w:style w:type="character" w:styleId="Hipervnculo">
+    <w:name w:val="Hyperlink"/>
+    <w:basedOn w:val="Fuentedeprrafopredeter"/>
+    <w:uiPriority w:val="99"/>
+    <w:unhideWhenUsed/>
+    <w:rsid w:val="00115957"/>
+    <w:rPr>
+      <w:color w:val="467886" w:themeColor="hyperlink"/>
+      <w:u w:val="single"/>
+    </w:rPr>
+  </w:style>
+  <w:style w:type="character" w:styleId="Mencinsinresolver">
+    <w:name w:val="Unresolved Mention"/>
+    <w:basedOn w:val="Fuentedeprrafopredeter"/>
+    <w:uiPriority w:val="99"/>
+    <w:semiHidden/>
+    <w:unhideWhenUsed/>
+    <w:rsid w:val="00115957"/>
+    <w:rPr>
+      <w:color w:val="605E5C"/>
+      <w:shd w:val="clear" w:color="auto" w:fill="E1DFDD"/>
+    </w:rPr>
+  </w:style>
+  <w:style w:type="table" w:styleId="Tablaconcuadrcula">
+    <w:name w:val="Table Grid"/>
+    <w:basedOn w:val="Tablanormal"/>
+    <w:uiPriority w:val="39"/>
+    <w:rsid w:val="00115957"/>
+    <w:pPr>
+      <w:spacing w:after="0" w:line="240" w:lineRule="auto"/>
+    </w:pPr>
+    <w:tblPr>
+      <w:tblBorders>
+        <w:top w:val="single" w:sz="4" w:space="0" w:color="auto"/>
+        <w:left w:val="single" w:sz="4" w:space="0" w:color="auto"/>
+        <w:bottom w:val="single" w:sz="4" w:space="0" w:color="auto"/>
+        <w:right w:val="single" w:sz="4" w:space="0" w:color="auto"/>
+        <w:insideH w:val="single" w:sz="4" w:space="0" w:color="auto"/>
+        <w:insideV w:val="single" w:sz="4" w:space="0" w:color="auto"/>
+      </w:tblBorders>
+    </w:tblPr>
+  </w:style>
+  <w:style w:type="character" w:styleId="Hipervnculovisitado">
+    <w:name w:val="FollowedHyperlink"/>
+    <w:basedOn w:val="Fuentedeprrafopredeter"/>
+    <w:uiPriority w:val="99"/>
+    <w:semiHidden/>
+    <w:unhideWhenUsed/>
+    <w:rsid w:val="00115957"/>
+    <w:rPr>
+      <w:color w:val="96607D" w:themeColor="followedHyperlink"/>
+      <w:u w:val="single"/>
     </w:rPr>
   </w:style>
 </w:styles>

--- a/IPE2/Plantilla 2.docx
+++ b/IPE2/Plantilla 2.docx
@@ -2778,6 +2778,1230 @@
         <w:t>Los resultados serán revisados trimestralmente para ajustar el presupuesto, optimizar las campañas digitales y mejorar la eficiencia del proceso de venta.</w:t>
       </w:r>
     </w:p>
+    <w:p/>
+    <w:p>
+      <w:pPr>
+        <w:rPr>
+          <w:b/>
+          <w:bCs/>
+        </w:rPr>
+      </w:pPr>
+      <w:r>
+        <w:rPr>
+          <w:b/>
+          <w:bCs/>
+        </w:rPr>
+        <w:t>4. DESCRIPCIÓN DE LA ESTRUCTURA DE LOS RECURSOS HUMANOS</w:t>
+      </w:r>
+    </w:p>
+    <w:p>
+      <w:r>
+        <w:t>La empresa contará con una estructura organizativa simple al tratarse de un proyecto tecnológico en fase inicial. La dirección y el desarrollo del software recaerán principalmente en una figura central, complementada con colaboradores externos en caso de ser necesario.</w:t>
+      </w:r>
+    </w:p>
+    <w:p>
+      <w:pPr>
+        <w:jc w:val="center"/>
+        <w:rPr>
+          <w:b/>
+          <w:bCs/>
+        </w:rPr>
+      </w:pPr>
+      <w:r>
+        <w:rPr>
+          <w:b/>
+          <w:bCs/>
+        </w:rPr>
+        <w:t>Organigrama</w:t>
+      </w:r>
+    </w:p>
+    <w:p>
+      <w:pPr>
+        <w:jc w:val="center"/>
+        <w:rPr>
+          <w:b/>
+          <w:bCs/>
+        </w:rPr>
+      </w:pPr>
+      <w:r>
+        <w:rPr>
+          <w:noProof/>
+        </w:rPr>
+        <w:drawing>
+          <wp:inline distT="0" distB="0" distL="0" distR="0" wp14:anchorId="146DEB3D" wp14:editId="351E3124">
+            <wp:extent cx="4392930" cy="1819275"/>
+            <wp:effectExtent l="0" t="0" r="7620" b="9525"/>
+            <wp:docPr id="1364080743" name="Imagen 1" descr="Diagrama&#10;&#10;El contenido generado por IA puede ser incorrecto."/>
+            <wp:cNvGraphicFramePr>
+              <a:graphicFrameLocks xmlns:a="http://schemas.openxmlformats.org/drawingml/2006/main" noChangeAspect="1"/>
+            </wp:cNvGraphicFramePr>
+            <a:graphic xmlns:a="http://schemas.openxmlformats.org/drawingml/2006/main">
+              <a:graphicData uri="http://schemas.openxmlformats.org/drawingml/2006/picture">
+                <pic:pic xmlns:pic="http://schemas.openxmlformats.org/drawingml/2006/picture">
+                  <pic:nvPicPr>
+                    <pic:cNvPr id="1364080743" name="Imagen 1" descr="Diagrama&#10;&#10;El contenido generado por IA puede ser incorrecto."/>
+                    <pic:cNvPicPr>
+                      <a:picLocks noChangeAspect="1" noChangeArrowheads="1"/>
+                    </pic:cNvPicPr>
+                  </pic:nvPicPr>
+                  <pic:blipFill>
+                    <a:blip r:embed="rId6">
+                      <a:extLst>
+                        <a:ext uri="{28A0092B-C50C-407E-A947-70E740481C1C}">
+                          <a14:useLocalDpi xmlns:a14="http://schemas.microsoft.com/office/drawing/2010/main" val="0"/>
+                        </a:ext>
+                      </a:extLst>
+                    </a:blip>
+                    <a:srcRect/>
+                    <a:stretch>
+                      <a:fillRect/>
+                    </a:stretch>
+                  </pic:blipFill>
+                  <pic:spPr bwMode="auto">
+                    <a:xfrm>
+                      <a:off x="0" y="0"/>
+                      <a:ext cx="4392930" cy="1819275"/>
+                    </a:xfrm>
+                    <a:prstGeom prst="rect">
+                      <a:avLst/>
+                    </a:prstGeom>
+                    <a:noFill/>
+                    <a:ln>
+                      <a:noFill/>
+                    </a:ln>
+                  </pic:spPr>
+                </pic:pic>
+              </a:graphicData>
+            </a:graphic>
+          </wp:inline>
+        </w:drawing>
+      </w:r>
+    </w:p>
+    <w:p>
+      <w:pPr>
+        <w:rPr>
+          <w:b/>
+          <w:bCs/>
+        </w:rPr>
+      </w:pPr>
+    </w:p>
+    <w:p>
+      <w:pPr>
+        <w:rPr>
+          <w:b/>
+          <w:bCs/>
+        </w:rPr>
+      </w:pPr>
+    </w:p>
+    <w:p>
+      <w:pPr>
+        <w:rPr>
+          <w:b/>
+          <w:bCs/>
+        </w:rPr>
+      </w:pPr>
+    </w:p>
+    <w:p>
+      <w:pPr>
+        <w:rPr>
+          <w:b/>
+          <w:bCs/>
+        </w:rPr>
+      </w:pPr>
+      <w:r>
+        <w:rPr>
+          <w:b/>
+          <w:bCs/>
+        </w:rPr>
+        <w:lastRenderedPageBreak/>
+        <w:t>Descripción de los puestos</w:t>
+      </w:r>
+    </w:p>
+    <w:tbl>
+      <w:tblPr>
+        <w:tblStyle w:val="Tablaconcuadrcula"/>
+        <w:tblW w:w="0" w:type="auto"/>
+        <w:tblLook w:val="04A0" w:firstRow="1" w:lastRow="0" w:firstColumn="1" w:lastColumn="0" w:noHBand="0" w:noVBand="1"/>
+      </w:tblPr>
+      <w:tblGrid>
+        <w:gridCol w:w="2194"/>
+        <w:gridCol w:w="2194"/>
+        <w:gridCol w:w="2194"/>
+        <w:gridCol w:w="2195"/>
+      </w:tblGrid>
+      <w:tr>
+        <w:tc>
+          <w:tcPr>
+            <w:tcW w:w="2194" w:type="dxa"/>
+            <w:vAlign w:val="center"/>
+          </w:tcPr>
+          <w:p>
+            <w:pPr>
+              <w:rPr>
+                <w:b/>
+                <w:bCs/>
+              </w:rPr>
+            </w:pPr>
+            <w:r>
+              <w:rPr>
+                <w:b/>
+                <w:bCs/>
+              </w:rPr>
+              <w:t>Puesto</w:t>
+            </w:r>
+          </w:p>
+        </w:tc>
+        <w:tc>
+          <w:tcPr>
+            <w:tcW w:w="2194" w:type="dxa"/>
+            <w:vAlign w:val="center"/>
+          </w:tcPr>
+          <w:p>
+            <w:pPr>
+              <w:rPr>
+                <w:b/>
+                <w:bCs/>
+              </w:rPr>
+            </w:pPr>
+            <w:r>
+              <w:rPr>
+                <w:b/>
+                <w:bCs/>
+              </w:rPr>
+              <w:t>Funciones principales</w:t>
+            </w:r>
+          </w:p>
+        </w:tc>
+        <w:tc>
+          <w:tcPr>
+            <w:tcW w:w="2194" w:type="dxa"/>
+            <w:vAlign w:val="center"/>
+          </w:tcPr>
+          <w:p>
+            <w:pPr>
+              <w:rPr>
+                <w:b/>
+                <w:bCs/>
+              </w:rPr>
+            </w:pPr>
+            <w:r>
+              <w:rPr>
+                <w:b/>
+                <w:bCs/>
+              </w:rPr>
+              <w:t>Competencias requeridas</w:t>
+            </w:r>
+          </w:p>
+        </w:tc>
+        <w:tc>
+          <w:tcPr>
+            <w:tcW w:w="2195" w:type="dxa"/>
+            <w:vAlign w:val="center"/>
+          </w:tcPr>
+          <w:p>
+            <w:pPr>
+              <w:rPr>
+                <w:b/>
+                <w:bCs/>
+              </w:rPr>
+            </w:pPr>
+            <w:r>
+              <w:rPr>
+                <w:b/>
+                <w:bCs/>
+              </w:rPr>
+              <w:t>Modalidad</w:t>
+            </w:r>
+          </w:p>
+        </w:tc>
+      </w:tr>
+      <w:tr>
+        <w:tc>
+          <w:tcPr>
+            <w:tcW w:w="2194" w:type="dxa"/>
+            <w:vAlign w:val="center"/>
+          </w:tcPr>
+          <w:p>
+            <w:pPr>
+              <w:rPr>
+                <w:b/>
+                <w:bCs/>
+              </w:rPr>
+            </w:pPr>
+            <w:r>
+              <w:rPr>
+                <w:b/>
+                <w:bCs/>
+              </w:rPr>
+              <w:t xml:space="preserve">CEO / Desarrollador Full </w:t>
+            </w:r>
+            <w:proofErr w:type="spellStart"/>
+            <w:r>
+              <w:rPr>
+                <w:b/>
+                <w:bCs/>
+              </w:rPr>
+              <w:t>Stack</w:t>
+            </w:r>
+            <w:proofErr w:type="spellEnd"/>
+          </w:p>
+        </w:tc>
+        <w:tc>
+          <w:tcPr>
+            <w:tcW w:w="2194" w:type="dxa"/>
+            <w:vAlign w:val="center"/>
+          </w:tcPr>
+          <w:p>
+            <w:pPr>
+              <w:rPr>
+                <w:b/>
+                <w:bCs/>
+              </w:rPr>
+            </w:pPr>
+            <w:r>
+              <w:t>Gestión global del proyecto, planificación técnica, desarrollo de la aplicación móvil, panel web, base de datos, pruebas y mantenimiento del sistema. Atención directa con clientes.</w:t>
+            </w:r>
+          </w:p>
+        </w:tc>
+        <w:tc>
+          <w:tcPr>
+            <w:tcW w:w="2194" w:type="dxa"/>
+            <w:vAlign w:val="center"/>
+          </w:tcPr>
+          <w:p>
+            <w:pPr>
+              <w:rPr>
+                <w:b/>
+                <w:bCs/>
+              </w:rPr>
+            </w:pPr>
+            <w:r>
+              <w:t>Conocimientos en programación multiplataforma, bases de datos, gestión de proyectos, capacidad de análisis y toma de decisiones.</w:t>
+            </w:r>
+          </w:p>
+        </w:tc>
+        <w:tc>
+          <w:tcPr>
+            <w:tcW w:w="2195" w:type="dxa"/>
+            <w:vAlign w:val="center"/>
+          </w:tcPr>
+          <w:p>
+            <w:pPr>
+              <w:rPr>
+                <w:b/>
+                <w:bCs/>
+              </w:rPr>
+            </w:pPr>
+            <w:r>
+              <w:t>Fundador / Responsable principal</w:t>
+            </w:r>
+          </w:p>
+        </w:tc>
+      </w:tr>
+      <w:tr>
+        <w:tc>
+          <w:tcPr>
+            <w:tcW w:w="2194" w:type="dxa"/>
+            <w:vAlign w:val="center"/>
+          </w:tcPr>
+          <w:p>
+            <w:pPr>
+              <w:rPr>
+                <w:b/>
+                <w:bCs/>
+              </w:rPr>
+            </w:pPr>
+            <w:r>
+              <w:rPr>
+                <w:b/>
+                <w:bCs/>
+              </w:rPr>
+              <w:t>Diseñador UI/UX</w:t>
+            </w:r>
+          </w:p>
+        </w:tc>
+        <w:tc>
+          <w:tcPr>
+            <w:tcW w:w="2194" w:type="dxa"/>
+            <w:vAlign w:val="center"/>
+          </w:tcPr>
+          <w:p>
+            <w:pPr>
+              <w:rPr>
+                <w:b/>
+                <w:bCs/>
+              </w:rPr>
+            </w:pPr>
+            <w:r>
+              <w:t>Diseño visual, experiencia de usuario, creación de interfaces profesionales y prototipos.</w:t>
+            </w:r>
+          </w:p>
+        </w:tc>
+        <w:tc>
+          <w:tcPr>
+            <w:tcW w:w="2194" w:type="dxa"/>
+            <w:vAlign w:val="center"/>
+          </w:tcPr>
+          <w:p>
+            <w:pPr>
+              <w:rPr>
+                <w:b/>
+                <w:bCs/>
+              </w:rPr>
+            </w:pPr>
+            <w:proofErr w:type="spellStart"/>
+            <w:r>
+              <w:t>Figma</w:t>
+            </w:r>
+            <w:proofErr w:type="spellEnd"/>
+            <w:r>
+              <w:t>, diseño responsive, usabilidad.</w:t>
+            </w:r>
+          </w:p>
+        </w:tc>
+        <w:tc>
+          <w:tcPr>
+            <w:tcW w:w="2195" w:type="dxa"/>
+            <w:vAlign w:val="center"/>
+          </w:tcPr>
+          <w:p>
+            <w:pPr>
+              <w:rPr>
+                <w:b/>
+                <w:bCs/>
+              </w:rPr>
+            </w:pPr>
+            <w:r>
+              <w:t>Colaborador puntual</w:t>
+            </w:r>
+          </w:p>
+        </w:tc>
+      </w:tr>
+      <w:tr>
+        <w:tc>
+          <w:tcPr>
+            <w:tcW w:w="2194" w:type="dxa"/>
+            <w:vAlign w:val="center"/>
+          </w:tcPr>
+          <w:p>
+            <w:pPr>
+              <w:rPr>
+                <w:b/>
+                <w:bCs/>
+              </w:rPr>
+            </w:pPr>
+            <w:r>
+              <w:rPr>
+                <w:b/>
+                <w:bCs/>
+              </w:rPr>
+              <w:t>Soporte Técnico</w:t>
+            </w:r>
+          </w:p>
+        </w:tc>
+        <w:tc>
+          <w:tcPr>
+            <w:tcW w:w="2194" w:type="dxa"/>
+            <w:vAlign w:val="center"/>
+          </w:tcPr>
+          <w:p>
+            <w:pPr>
+              <w:rPr>
+                <w:b/>
+                <w:bCs/>
+              </w:rPr>
+            </w:pPr>
+            <w:r>
+              <w:t>Resolución de incidencias, acompañamiento en instalación, asistencia remota o presencial, actualizaciones.</w:t>
+            </w:r>
+          </w:p>
+        </w:tc>
+        <w:tc>
+          <w:tcPr>
+            <w:tcW w:w="2194" w:type="dxa"/>
+            <w:vAlign w:val="center"/>
+          </w:tcPr>
+          <w:p>
+            <w:pPr>
+              <w:rPr>
+                <w:b/>
+                <w:bCs/>
+              </w:rPr>
+            </w:pPr>
+            <w:r>
+              <w:t>Comunicación, soporte TI básico, comprensión del software.</w:t>
+            </w:r>
+          </w:p>
+        </w:tc>
+        <w:tc>
+          <w:tcPr>
+            <w:tcW w:w="2195" w:type="dxa"/>
+            <w:vAlign w:val="center"/>
+          </w:tcPr>
+          <w:p>
+            <w:pPr>
+              <w:rPr>
+                <w:b/>
+                <w:bCs/>
+              </w:rPr>
+            </w:pPr>
+            <w:r>
+              <w:t>Asumido inicialmente por el CEO</w:t>
+            </w:r>
+          </w:p>
+        </w:tc>
+      </w:tr>
+      <w:tr>
+        <w:tc>
+          <w:tcPr>
+            <w:tcW w:w="2194" w:type="dxa"/>
+            <w:vAlign w:val="center"/>
+          </w:tcPr>
+          <w:p>
+            <w:pPr>
+              <w:rPr>
+                <w:b/>
+                <w:bCs/>
+              </w:rPr>
+            </w:pPr>
+            <w:r>
+              <w:rPr>
+                <w:b/>
+                <w:bCs/>
+              </w:rPr>
+              <w:t>Marketing y Comunicación</w:t>
+            </w:r>
+          </w:p>
+        </w:tc>
+        <w:tc>
+          <w:tcPr>
+            <w:tcW w:w="2194" w:type="dxa"/>
+            <w:vAlign w:val="center"/>
+          </w:tcPr>
+          <w:p>
+            <w:pPr>
+              <w:rPr>
+                <w:b/>
+                <w:bCs/>
+              </w:rPr>
+            </w:pPr>
+            <w:r>
+              <w:t>Gestión de redes, publicidad, contacto con hostelería, estrategia de captación.</w:t>
+            </w:r>
+          </w:p>
+        </w:tc>
+        <w:tc>
+          <w:tcPr>
+            <w:tcW w:w="2194" w:type="dxa"/>
+            <w:vAlign w:val="center"/>
+          </w:tcPr>
+          <w:p>
+            <w:pPr>
+              <w:rPr>
+                <w:b/>
+                <w:bCs/>
+              </w:rPr>
+            </w:pPr>
+            <w:r>
+              <w:t xml:space="preserve">Marketing digital, </w:t>
+            </w:r>
+            <w:proofErr w:type="spellStart"/>
+            <w:r>
+              <w:t>copywriting</w:t>
+            </w:r>
+            <w:proofErr w:type="spellEnd"/>
+            <w:r>
+              <w:t>, comunicación comercial.</w:t>
+            </w:r>
+          </w:p>
+        </w:tc>
+        <w:tc>
+          <w:tcPr>
+            <w:tcW w:w="2195" w:type="dxa"/>
+            <w:vAlign w:val="center"/>
+          </w:tcPr>
+          <w:p>
+            <w:pPr>
+              <w:rPr>
+                <w:b/>
+                <w:bCs/>
+              </w:rPr>
+            </w:pPr>
+            <w:r>
+              <w:t>Contratable por campañas</w:t>
+            </w:r>
+          </w:p>
+        </w:tc>
+      </w:tr>
+    </w:tbl>
+    <w:p>
+      <w:pPr>
+        <w:rPr>
+          <w:b/>
+          <w:bCs/>
+        </w:rPr>
+      </w:pPr>
+    </w:p>
+    <w:p>
+      <w:r>
+        <w:rPr>
+          <w:b/>
+          <w:bCs/>
+        </w:rPr>
+        <w:t>Reclutamiento y selección:</w:t>
+      </w:r>
+      <w:r>
+        <w:br/>
+        <w:t xml:space="preserve">El primer año no será necesaria contratación estable. Si el número de clientes crece, se abrirá proceso para </w:t>
+      </w:r>
+      <w:r>
+        <w:rPr>
+          <w:b/>
+          <w:bCs/>
+        </w:rPr>
+        <w:t>1 soporte técnico y 1 comercial</w:t>
+      </w:r>
+      <w:r>
+        <w:t xml:space="preserve"> priorizando candidatos con experiencia en hostelería o software.</w:t>
+      </w:r>
+      <w:r>
+        <w:br/>
+        <w:t>La captación se realizará mediante LinkedIn, InfoJobs y contacto directo con escuelas de formación tecnológica.</w:t>
+      </w:r>
+    </w:p>
+    <w:p/>
+    <w:p/>
+    <w:p>
+      <w:pPr>
+        <w:rPr>
+          <w:b/>
+          <w:bCs/>
+        </w:rPr>
+      </w:pPr>
+      <w:r>
+        <w:rPr>
+          <w:b/>
+          <w:bCs/>
+        </w:rPr>
+        <w:lastRenderedPageBreak/>
+        <w:t>5. COSTE DE TRABAJADORES Y SOCIOS</w:t>
+      </w:r>
+    </w:p>
+    <w:p>
+      <w:r>
+        <w:t xml:space="preserve">Como el proyecto está liderado por ti, se te incluye como </w:t>
+      </w:r>
+      <w:r>
+        <w:rPr>
+          <w:b/>
+          <w:bCs/>
+        </w:rPr>
+        <w:t>socio-trabajador</w:t>
+      </w:r>
+      <w:r>
+        <w:t xml:space="preserve"> con un sueldo base estimado según valores del sector tecnológico junior.</w:t>
+      </w:r>
+    </w:p>
+    <w:p>
+      <w:pPr>
+        <w:rPr>
+          <w:b/>
+          <w:bCs/>
+        </w:rPr>
+      </w:pPr>
+      <w:r>
+        <w:rPr>
+          <w:b/>
+          <w:bCs/>
+        </w:rPr>
+        <w:t>Tabla socios</w:t>
+      </w:r>
+    </w:p>
+    <w:tbl>
+      <w:tblPr>
+        <w:tblStyle w:val="Tablaconcuadrcula"/>
+        <w:tblW w:w="0" w:type="auto"/>
+        <w:tblLook w:val="04A0" w:firstRow="1" w:lastRow="0" w:firstColumn="1" w:lastColumn="0" w:noHBand="0" w:noVBand="1"/>
+      </w:tblPr>
+      <w:tblGrid>
+        <w:gridCol w:w="4388"/>
+        <w:gridCol w:w="4389"/>
+      </w:tblGrid>
+      <w:tr>
+        <w:tc>
+          <w:tcPr>
+            <w:tcW w:w="4388" w:type="dxa"/>
+            <w:vAlign w:val="center"/>
+          </w:tcPr>
+          <w:p>
+            <w:pPr>
+              <w:spacing w:line="360" w:lineRule="auto"/>
+            </w:pPr>
+            <w:r>
+              <w:rPr>
+                <w:b/>
+                <w:bCs/>
+              </w:rPr>
+              <w:t>NOMBRE DEL SOCIO/A</w:t>
+            </w:r>
+          </w:p>
+        </w:tc>
+        <w:tc>
+          <w:tcPr>
+            <w:tcW w:w="4389" w:type="dxa"/>
+            <w:vAlign w:val="center"/>
+          </w:tcPr>
+          <w:p>
+            <w:pPr>
+              <w:spacing w:line="360" w:lineRule="auto"/>
+            </w:pPr>
+            <w:r>
+              <w:rPr>
+                <w:b/>
+                <w:bCs/>
+              </w:rPr>
+              <w:t>SALARIO ANUAL (€)</w:t>
+            </w:r>
+          </w:p>
+        </w:tc>
+      </w:tr>
+      <w:tr>
+        <w:tc>
+          <w:tcPr>
+            <w:tcW w:w="4388" w:type="dxa"/>
+            <w:vAlign w:val="center"/>
+          </w:tcPr>
+          <w:p>
+            <w:pPr>
+              <w:spacing w:line="360" w:lineRule="auto"/>
+            </w:pPr>
+            <w:proofErr w:type="spellStart"/>
+            <w:r>
+              <w:t>Yehor</w:t>
+            </w:r>
+            <w:proofErr w:type="spellEnd"/>
+            <w:r>
+              <w:t xml:space="preserve"> </w:t>
+            </w:r>
+            <w:proofErr w:type="spellStart"/>
+            <w:r>
+              <w:t>Burlachenko</w:t>
+            </w:r>
+            <w:proofErr w:type="spellEnd"/>
+          </w:p>
+        </w:tc>
+        <w:tc>
+          <w:tcPr>
+            <w:tcW w:w="4389" w:type="dxa"/>
+            <w:vAlign w:val="center"/>
+          </w:tcPr>
+          <w:p>
+            <w:pPr>
+              <w:spacing w:line="360" w:lineRule="auto"/>
+            </w:pPr>
+            <w:r>
+              <w:rPr>
+                <w:b/>
+                <w:bCs/>
+              </w:rPr>
+              <w:t>18.000 €</w:t>
+            </w:r>
+          </w:p>
+        </w:tc>
+      </w:tr>
+      <w:tr>
+        <w:tc>
+          <w:tcPr>
+            <w:tcW w:w="4388" w:type="dxa"/>
+          </w:tcPr>
+          <w:tbl>
+            <w:tblPr>
+              <w:tblW w:w="0" w:type="auto"/>
+              <w:tblCellSpacing w:w="15" w:type="dxa"/>
+              <w:tblCellMar>
+                <w:top w:w="15" w:type="dxa"/>
+                <w:left w:w="15" w:type="dxa"/>
+                <w:bottom w:w="15" w:type="dxa"/>
+                <w:right w:w="15" w:type="dxa"/>
+              </w:tblCellMar>
+              <w:tblLook w:val="04A0" w:firstRow="1" w:lastRow="0" w:firstColumn="1" w:lastColumn="0" w:noHBand="0" w:noVBand="1"/>
+            </w:tblPr>
+            <w:tblGrid>
+              <w:gridCol w:w="3068"/>
+            </w:tblGrid>
+            <w:tr>
+              <w:trPr>
+                <w:tblCellSpacing w:w="15" w:type="dxa"/>
+              </w:trPr>
+              <w:tc>
+                <w:tcPr>
+                  <w:tcW w:w="0" w:type="auto"/>
+                  <w:vAlign w:val="center"/>
+                  <w:hideMark/>
+                </w:tcPr>
+                <w:p>
+                  <w:pPr>
+                    <w:spacing w:line="360" w:lineRule="auto"/>
+                  </w:pPr>
+                  <w:proofErr w:type="gramStart"/>
+                  <w:r>
+                    <w:rPr>
+                      <w:rStyle w:val="Textoennegrita"/>
+                    </w:rPr>
+                    <w:t>TOTAL</w:t>
+                  </w:r>
+                  <w:proofErr w:type="gramEnd"/>
+                  <w:r>
+                    <w:rPr>
+                      <w:rStyle w:val="Textoennegrita"/>
+                    </w:rPr>
+                    <w:t xml:space="preserve"> COSTES SOCIOS/AS:</w:t>
+                  </w:r>
+                </w:p>
+              </w:tc>
+            </w:tr>
+          </w:tbl>
+          <w:p>
+            <w:pPr>
+              <w:spacing w:line="360" w:lineRule="auto"/>
+            </w:pPr>
+          </w:p>
+        </w:tc>
+        <w:tc>
+          <w:tcPr>
+            <w:tcW w:w="4389" w:type="dxa"/>
+          </w:tcPr>
+          <w:tbl>
+            <w:tblPr>
+              <w:tblW w:w="0" w:type="auto"/>
+              <w:tblCellSpacing w:w="15" w:type="dxa"/>
+              <w:tblCellMar>
+                <w:top w:w="15" w:type="dxa"/>
+                <w:left w:w="15" w:type="dxa"/>
+                <w:bottom w:w="15" w:type="dxa"/>
+                <w:right w:w="15" w:type="dxa"/>
+              </w:tblCellMar>
+              <w:tblLook w:val="04A0" w:firstRow="1" w:lastRow="0" w:firstColumn="1" w:lastColumn="0" w:noHBand="0" w:noVBand="1"/>
+            </w:tblPr>
+            <w:tblGrid>
+              <w:gridCol w:w="3068"/>
+            </w:tblGrid>
+            <w:tr>
+              <w:trPr>
+                <w:tblCellSpacing w:w="15" w:type="dxa"/>
+              </w:trPr>
+              <w:tc>
+                <w:tcPr>
+                  <w:tcW w:w="0" w:type="auto"/>
+                  <w:vAlign w:val="center"/>
+                  <w:hideMark/>
+                </w:tcPr>
+                <w:p>
+                  <w:pPr>
+                    <w:spacing w:line="360" w:lineRule="auto"/>
+                  </w:pPr>
+                  <w:proofErr w:type="gramStart"/>
+                  <w:r>
+                    <w:rPr>
+                      <w:rStyle w:val="Textoennegrita"/>
+                    </w:rPr>
+                    <w:t>TOTAL</w:t>
+                  </w:r>
+                  <w:proofErr w:type="gramEnd"/>
+                  <w:r>
+                    <w:rPr>
+                      <w:rStyle w:val="Textoennegrita"/>
+                    </w:rPr>
+                    <w:t xml:space="preserve"> COSTES SOCIOS/AS:</w:t>
+                  </w:r>
+                </w:p>
+              </w:tc>
+            </w:tr>
+          </w:tbl>
+          <w:p>
+            <w:pPr>
+              <w:spacing w:line="360" w:lineRule="auto"/>
+            </w:pPr>
+          </w:p>
+        </w:tc>
+      </w:tr>
+    </w:tbl>
+    <w:p/>
+    <w:p>
+      <w:pPr>
+        <w:rPr>
+          <w:b/>
+          <w:bCs/>
+        </w:rPr>
+      </w:pPr>
+      <w:r>
+        <w:rPr>
+          <w:b/>
+          <w:bCs/>
+        </w:rPr>
+        <w:t>Tabla trabajadores por cuenta ajena</w:t>
+      </w:r>
+    </w:p>
+    <w:tbl>
+      <w:tblPr>
+        <w:tblStyle w:val="Tablaconcuadrcula"/>
+        <w:tblW w:w="0" w:type="auto"/>
+        <w:tblLook w:val="04A0" w:firstRow="1" w:lastRow="0" w:firstColumn="1" w:lastColumn="0" w:noHBand="0" w:noVBand="1"/>
+      </w:tblPr>
+      <w:tblGrid>
+        <w:gridCol w:w="2151"/>
+        <w:gridCol w:w="2395"/>
+        <w:gridCol w:w="2111"/>
+        <w:gridCol w:w="2120"/>
+      </w:tblGrid>
+      <w:tr>
+        <w:tc>
+          <w:tcPr>
+            <w:tcW w:w="2194" w:type="dxa"/>
+            <w:vAlign w:val="center"/>
+          </w:tcPr>
+          <w:p>
+            <w:pPr>
+              <w:rPr>
+                <w:b/>
+                <w:bCs/>
+              </w:rPr>
+            </w:pPr>
+            <w:r>
+              <w:rPr>
+                <w:b/>
+                <w:bCs/>
+              </w:rPr>
+              <w:t>NOMBRE DEL TRABAJADOR</w:t>
+            </w:r>
+          </w:p>
+        </w:tc>
+        <w:tc>
+          <w:tcPr>
+            <w:tcW w:w="2194" w:type="dxa"/>
+            <w:vAlign w:val="center"/>
+          </w:tcPr>
+          <w:p>
+            <w:pPr>
+              <w:rPr>
+                <w:b/>
+                <w:bCs/>
+              </w:rPr>
+            </w:pPr>
+            <w:r>
+              <w:rPr>
+                <w:b/>
+                <w:bCs/>
+              </w:rPr>
+              <w:t>PUESTO Y CATEGORÍA</w:t>
+            </w:r>
+          </w:p>
+        </w:tc>
+        <w:tc>
+          <w:tcPr>
+            <w:tcW w:w="2194" w:type="dxa"/>
+            <w:vAlign w:val="center"/>
+          </w:tcPr>
+          <w:p>
+            <w:pPr>
+              <w:rPr>
+                <w:b/>
+                <w:bCs/>
+              </w:rPr>
+            </w:pPr>
+            <w:r>
+              <w:rPr>
+                <w:b/>
+                <w:bCs/>
+              </w:rPr>
+              <w:t>SALARIO BRUTO ANUAL (€)</w:t>
+            </w:r>
+          </w:p>
+        </w:tc>
+        <w:tc>
+          <w:tcPr>
+            <w:tcW w:w="2195" w:type="dxa"/>
+            <w:vAlign w:val="center"/>
+          </w:tcPr>
+          <w:p>
+            <w:pPr>
+              <w:rPr>
+                <w:b/>
+                <w:bCs/>
+              </w:rPr>
+            </w:pPr>
+            <w:r>
+              <w:rPr>
+                <w:b/>
+                <w:bCs/>
+              </w:rPr>
+              <w:t xml:space="preserve">COSTE PARA LA EMPRESA ANUAL (€ </w:t>
+            </w:r>
+            <w:proofErr w:type="gramStart"/>
+            <w:r>
+              <w:rPr>
+                <w:b/>
+                <w:bCs/>
+              </w:rPr>
+              <w:t>aprox.)*</w:t>
+            </w:r>
+            <w:proofErr w:type="gramEnd"/>
+          </w:p>
+        </w:tc>
+      </w:tr>
+      <w:tr>
+        <w:trPr>
+          <w:trHeight w:val="883"/>
+        </w:trPr>
+        <w:tc>
+          <w:tcPr>
+            <w:tcW w:w="2194" w:type="dxa"/>
+            <w:vAlign w:val="center"/>
+          </w:tcPr>
+          <w:p>
+            <w:pPr>
+              <w:rPr>
+                <w:b/>
+                <w:bCs/>
+              </w:rPr>
+            </w:pPr>
+            <w:proofErr w:type="gramStart"/>
+            <w:r>
+              <w:t>Vacante futuro</w:t>
+            </w:r>
+            <w:proofErr w:type="gramEnd"/>
+          </w:p>
+        </w:tc>
+        <w:tc>
+          <w:tcPr>
+            <w:tcW w:w="2194" w:type="dxa"/>
+            <w:vAlign w:val="center"/>
+          </w:tcPr>
+          <w:p>
+            <w:pPr>
+              <w:rPr>
+                <w:b/>
+                <w:bCs/>
+              </w:rPr>
+            </w:pPr>
+            <w:r>
+              <w:t>Técnico de soporte nivel 1</w:t>
+            </w:r>
+          </w:p>
+        </w:tc>
+        <w:tc>
+          <w:tcPr>
+            <w:tcW w:w="2194" w:type="dxa"/>
+            <w:vAlign w:val="center"/>
+          </w:tcPr>
+          <w:p>
+            <w:pPr>
+              <w:rPr>
+                <w:b/>
+                <w:bCs/>
+              </w:rPr>
+            </w:pPr>
+            <w:r>
+              <w:t>14.000 €</w:t>
+            </w:r>
+          </w:p>
+        </w:tc>
+        <w:tc>
+          <w:tcPr>
+            <w:tcW w:w="2195" w:type="dxa"/>
+            <w:vAlign w:val="center"/>
+          </w:tcPr>
+          <w:p>
+            <w:pPr>
+              <w:rPr>
+                <w:b/>
+                <w:bCs/>
+              </w:rPr>
+            </w:pPr>
+            <w:r>
+              <w:t>18.200 €</w:t>
+            </w:r>
+          </w:p>
+        </w:tc>
+      </w:tr>
+      <w:tr>
+        <w:trPr>
+          <w:trHeight w:val="862"/>
+        </w:trPr>
+        <w:tc>
+          <w:tcPr>
+            <w:tcW w:w="2194" w:type="dxa"/>
+            <w:vAlign w:val="center"/>
+          </w:tcPr>
+          <w:p>
+            <w:pPr>
+              <w:rPr>
+                <w:b/>
+                <w:bCs/>
+              </w:rPr>
+            </w:pPr>
+            <w:proofErr w:type="gramStart"/>
+            <w:r>
+              <w:t>Vacante futuro</w:t>
+            </w:r>
+            <w:proofErr w:type="gramEnd"/>
+          </w:p>
+        </w:tc>
+        <w:tc>
+          <w:tcPr>
+            <w:tcW w:w="2194" w:type="dxa"/>
+            <w:vAlign w:val="center"/>
+          </w:tcPr>
+          <w:p>
+            <w:pPr>
+              <w:rPr>
+                <w:b/>
+                <w:bCs/>
+              </w:rPr>
+            </w:pPr>
+            <w:r>
+              <w:t>Comercial/Marketing</w:t>
+            </w:r>
+          </w:p>
+        </w:tc>
+        <w:tc>
+          <w:tcPr>
+            <w:tcW w:w="2194" w:type="dxa"/>
+            <w:vAlign w:val="center"/>
+          </w:tcPr>
+          <w:p>
+            <w:pPr>
+              <w:rPr>
+                <w:b/>
+                <w:bCs/>
+              </w:rPr>
+            </w:pPr>
+            <w:r>
+              <w:t>16.000 €</w:t>
+            </w:r>
+          </w:p>
+        </w:tc>
+        <w:tc>
+          <w:tcPr>
+            <w:tcW w:w="2195" w:type="dxa"/>
+            <w:vAlign w:val="center"/>
+          </w:tcPr>
+          <w:p>
+            <w:pPr>
+              <w:rPr>
+                <w:b/>
+                <w:bCs/>
+              </w:rPr>
+            </w:pPr>
+            <w:r>
+              <w:t>21.000 €</w:t>
+            </w:r>
+          </w:p>
+        </w:tc>
+      </w:tr>
+      <w:tr>
+        <w:tc>
+          <w:tcPr>
+            <w:tcW w:w="2194" w:type="dxa"/>
+            <w:vAlign w:val="center"/>
+          </w:tcPr>
+          <w:p>
+            <w:pPr>
+              <w:rPr>
+                <w:b/>
+                <w:bCs/>
+              </w:rPr>
+            </w:pPr>
+            <w:proofErr w:type="gramStart"/>
+            <w:r>
+              <w:rPr>
+                <w:b/>
+                <w:bCs/>
+              </w:rPr>
+              <w:t>TOTAL</w:t>
+            </w:r>
+            <w:proofErr w:type="gramEnd"/>
+            <w:r>
+              <w:rPr>
+                <w:b/>
+                <w:bCs/>
+              </w:rPr>
+              <w:t xml:space="preserve"> COSTE PERSONAL POR CUENTA AJENA</w:t>
+            </w:r>
+          </w:p>
+        </w:tc>
+        <w:tc>
+          <w:tcPr>
+            <w:tcW w:w="2194" w:type="dxa"/>
+            <w:vAlign w:val="center"/>
+          </w:tcPr>
+          <w:p>
+            <w:pPr>
+              <w:rPr>
+                <w:b/>
+                <w:bCs/>
+              </w:rPr>
+            </w:pPr>
+          </w:p>
+        </w:tc>
+        <w:tc>
+          <w:tcPr>
+            <w:tcW w:w="2194" w:type="dxa"/>
+            <w:vAlign w:val="center"/>
+          </w:tcPr>
+          <w:p>
+            <w:pPr>
+              <w:rPr>
+                <w:b/>
+                <w:bCs/>
+              </w:rPr>
+            </w:pPr>
+            <w:r>
+              <w:rPr>
+                <w:b/>
+                <w:bCs/>
+              </w:rPr>
+              <w:t>30.000 €</w:t>
+            </w:r>
+          </w:p>
+        </w:tc>
+        <w:tc>
+          <w:tcPr>
+            <w:tcW w:w="2195" w:type="dxa"/>
+            <w:vAlign w:val="center"/>
+          </w:tcPr>
+          <w:p>
+            <w:pPr>
+              <w:rPr>
+                <w:b/>
+                <w:bCs/>
+              </w:rPr>
+            </w:pPr>
+            <w:r>
+              <w:rPr>
+                <w:b/>
+                <w:bCs/>
+              </w:rPr>
+              <w:t>39.200€</w:t>
+            </w:r>
+          </w:p>
+        </w:tc>
+      </w:tr>
+    </w:tbl>
+    <w:p>
+      <w:pPr>
+        <w:rPr>
+          <w:b/>
+          <w:bCs/>
+        </w:rPr>
+      </w:pPr>
+    </w:p>
+    <w:p>
+      <w:r>
+        <w:t>* Coste empresa estimado con Seguridad Social ≈ +30% del bruto</w:t>
+      </w:r>
+    </w:p>
+    <w:p/>
     <w:sectPr>
       <w:pgSz w:w="11906" w:h="16838"/>
       <w:pgMar w:top="1417" w:right="1134" w:bottom="1417" w:left="1985" w:header="709" w:footer="709" w:gutter="0"/>
@@ -4812,7 +6036,6 @@
   <w:style w:type="character" w:default="1" w:styleId="Fuentedeprrafopredeter">
     <w:name w:val="Default Paragraph Font"/>
     <w:uiPriority w:val="1"/>
-    <w:semiHidden/>
     <w:unhideWhenUsed/>
   </w:style>
   <w:style w:type="table" w:default="1" w:styleId="Tablanormal">
@@ -5180,6 +6403,17 @@
       <w:u w:val="single"/>
     </w:rPr>
   </w:style>
+  <w:style w:type="character" w:styleId="Textoennegrita">
+    <w:name w:val="Strong"/>
+    <w:basedOn w:val="Fuentedeprrafopredeter"/>
+    <w:uiPriority w:val="22"/>
+    <w:qFormat/>
+    <w:rsid w:val="00BD0F0E"/>
+    <w:rPr>
+      <w:b/>
+      <w:bCs/>
+    </w:rPr>
+  </w:style>
 </w:styles>
 </file>
 
